--- a/pr-preview/pr-304/linear-algebra-inner-products-tracked-changes.docx
+++ b/pr-preview/pr-304/linear-algebra-inner-products-tracked-changes.docx
@@ -16,7 +16,7 @@
       </w:pPr>
       <w:del w:id="1" w:author="PR Preview" w:date="2026-01-01T00:00:00Z">
         <w:r>
-          <w:delText xml:space="preserve">Last modified: 2026-10-15 00:49:40 (PDT)</w:delText>
+          <w:delText xml:space="preserve">Last modified: 2026-10-15 07:39:11 (PDT)</w:delText>
         </w:r>
       </w:del>
     </w:p>
@@ -26,7 +26,7 @@
       </w:pPr>
       <w:ins w:id="2" w:author="PR Preview" w:date="2026-01-01T00:00:00Z">
         <w:r>
-          <w:t xml:space="preserve">Last modified: 2026-10-15 01:46:26 (PDT)</w:t>
+          <w:t xml:space="preserve">Last modified: 2026-10-15 08:34:45 (PDT)</w:t>
         </w:r>
       </w:ins>
     </w:p>
@@ -1751,55 +1751,79 @@
       <w:pPr>
         <w:pStyle w:val="BodyText"/>
       </w:pPr>
-      <w:r>
-        <w:rPr>
-          <w:b/>
-          <w:bCs/>
-        </w:rPr>
-        <w:t xml:space="preserve">Definition 2 (Inner product space)</w:t>
-      </w:r>
-      <w:r>
-        <w:t xml:space="preserve"> </w:t>
-      </w:r>
-      <w:r>
-        <w:t xml:space="preserve">An</w:t>
-      </w:r>
-      <w:r>
-        <w:t xml:space="preserve"> </w:t>
-      </w:r>
-      <w:r>
-        <w:rPr>
-          <w:b/>
-          <w:bCs/>
-        </w:rPr>
-        <w:t xml:space="preserve">inner product space</w:t>
-      </w:r>
-      <w:r>
-        <w:t xml:space="preserve"> </w:t>
-      </w:r>
-      <w:r>
-        <w:t xml:space="preserve">is a vector space equipped with an inner product (</w:t>
-      </w:r>
-      <w:hyperlink w:anchor="def-inner-product">
+      <w:del w:id="3" w:author="PR Preview" w:date="2026-01-01T00:00:00Z">
         <w:r>
           <w:rPr>
-            <w:rStyle w:val="Hyperlink"/>
+            <w:b/>
+            <w:bCs/>
           </w:rPr>
-          <w:t xml:space="preserve">Definition 1</w:t>
+          <w:delText xml:space="preserve">Definition 2 (Inner product space)</w:delText>
         </w:r>
+      </w:del>
+      <w:del w:id="4" w:author="PR Preview" w:date="2026-01-01T00:00:00Z">
+        <w:r>
+          <w:delText xml:space="preserve"> </w:delText>
+        </w:r>
+      </w:del>
+      <w:del w:id="5" w:author="PR Preview" w:date="2026-01-01T00:00:00Z">
+        <w:r>
+          <w:delText xml:space="preserve">An</w:delText>
+        </w:r>
+      </w:del>
+      <w:del w:id="6" w:author="PR Preview" w:date="2026-01-01T00:00:00Z">
+        <w:r>
+          <w:delText xml:space="preserve"> </w:delText>
+        </w:r>
+      </w:del>
+      <w:del w:id="7" w:author="PR Preview" w:date="2026-01-01T00:00:00Z">
+        <w:r>
+          <w:rPr>
+            <w:b/>
+            <w:bCs/>
+          </w:rPr>
+          <w:delText xml:space="preserve">inner product space</w:delText>
+        </w:r>
+      </w:del>
+      <w:del w:id="8" w:author="PR Preview" w:date="2026-01-01T00:00:00Z">
+        <w:r>
+          <w:delText xml:space="preserve"> </w:delText>
+        </w:r>
+      </w:del>
+      <w:del w:id="9" w:author="PR Preview" w:date="2026-01-01T00:00:00Z">
+        <w:r>
+          <w:delText xml:space="preserve">is a vector space equipped with an inner product (</w:delText>
+        </w:r>
+      </w:del>
+      <w:hyperlink w:anchor="def-inner-product">
+        <w:del w:id="10" w:author="PR Preview" w:date="2026-01-01T00:00:00Z">
+          <w:r>
+            <w:rPr>
+              <w:rStyle w:val="Hyperlink"/>
+            </w:rPr>
+            <w:delText xml:space="preserve">Definition 1</w:delText>
+          </w:r>
+        </w:del>
       </w:hyperlink>
-      <w:r>
-        <w:t xml:space="preserve">).</w:t>
-      </w:r>
-      <w:r>
-        <w:t xml:space="preserve"> </w:t>
-      </w:r>
-      <w:r>
-        <w:t xml:space="preserve">For vectors in</w:t>
-      </w:r>
-      <w:r>
-        <w:t xml:space="preserve"> </w:t>
-      </w:r>
+      <w:del w:id="11" w:author="PR Preview" w:date="2026-01-01T00:00:00Z">
+        <w:r>
+          <w:delText xml:space="preserve">).</w:delText>
+        </w:r>
+      </w:del>
+      <w:del w:id="12" w:author="PR Preview" w:date="2026-01-01T00:00:00Z">
+        <w:r>
+          <w:delText xml:space="preserve"> </w:delText>
+        </w:r>
+      </w:del>
+      <w:del w:id="13" w:author="PR Preview" w:date="2026-01-01T00:00:00Z">
+        <w:r>
+          <w:delText xml:space="preserve">For vectors in</w:delText>
+        </w:r>
+      </w:del>
+      <w:del w:id="14" w:author="PR Preview" w:date="2026-01-01T00:00:00Z">
+        <w:r>
+          <w:delText xml:space="preserve"> </w:delText>
+        </w:r>
+      </w:del>
       <m:oMath>
         <m:sSup>
           <m:e>
@@ -1818,32 +1842,46 @@
           </m:sup>
         </m:sSup>
       </m:oMath>
-      <w:r>
-        <w:t xml:space="preserve"> </w:t>
-      </w:r>
-      <w:r>
-        <w:t xml:space="preserve">(</w:t>
-      </w:r>
+      <w:del w:id="15" w:author="PR Preview" w:date="2026-01-01T00:00:00Z">
+        <w:r>
+          <w:delText xml:space="preserve"> </w:delText>
+        </w:r>
+      </w:del>
+      <w:del w:id="16" w:author="PR Preview" w:date="2026-01-01T00:00:00Z">
+        <w:r>
+          <w:delText xml:space="preserve">(</w:delText>
+        </w:r>
+      </w:del>
       <w:hyperlink r:id="rId14">
+        <w:del w:id="17" w:author="PR Preview" w:date="2026-01-01T00:00:00Z">
+          <w:r>
+            <w:rPr>
+              <w:rStyle w:val="Hyperlink"/>
+            </w:rPr>
+            <w:delText xml:space="preserve">Definition 2 in Vectors</w:delText>
+          </w:r>
+        </w:del>
+      </w:hyperlink>
+      <w:del w:id="18" w:author="PR Preview" w:date="2026-01-01T00:00:00Z">
         <w:r>
-          <w:rPr>
-            <w:rStyle w:val="Hyperlink"/>
-          </w:rPr>
-          <w:t xml:space="preserve">Definition 2 in Vectors</w:t>
+          <w:delText xml:space="preserve">),</w:delText>
         </w:r>
-      </w:hyperlink>
-      <w:r>
-        <w:t xml:space="preserve">),</w:t>
-      </w:r>
-      <w:r>
-        <w:t xml:space="preserve"> </w:t>
-      </w:r>
-      <w:r>
-        <w:t xml:space="preserve">the pair</w:t>
-      </w:r>
-      <w:r>
-        <w:t xml:space="preserve"> </w:t>
-      </w:r>
+      </w:del>
+      <w:del w:id="19" w:author="PR Preview" w:date="2026-01-01T00:00:00Z">
+        <w:r>
+          <w:delText xml:space="preserve"> </w:delText>
+        </w:r>
+      </w:del>
+      <w:del w:id="20" w:author="PR Preview" w:date="2026-01-01T00:00:00Z">
+        <w:r>
+          <w:delText xml:space="preserve">the pair</w:delText>
+        </w:r>
+      </w:del>
+      <w:del w:id="21" w:author="PR Preview" w:date="2026-01-01T00:00:00Z">
+        <w:r>
+          <w:delText xml:space="preserve"> </w:delText>
+        </w:r>
+      </w:del>
       <m:oMath>
         <m:r>
           <m:rPr>
@@ -1908,35 +1946,45 @@
           <m:t>)</m:t>
         </m:r>
       </m:oMath>
-      <w:r>
-        <w:t xml:space="preserve"> </w:t>
-      </w:r>
-      <w:r>
-        <w:t xml:space="preserve">is a real inner product space.</w:t>
-      </w:r>
+      <w:del w:id="22" w:author="PR Preview" w:date="2026-01-01T00:00:00Z">
+        <w:r>
+          <w:delText xml:space="preserve"> </w:delText>
+        </w:r>
+      </w:del>
+      <w:del w:id="23" w:author="PR Preview" w:date="2026-01-01T00:00:00Z">
+        <w:r>
+          <w:delText xml:space="preserve">is a real inner product space.</w:delText>
+        </w:r>
+      </w:del>
     </w:p>
-    <w:bookmarkEnd w:id="15"/>
-    <w:bookmarkStart w:id="16" w:name="exm-inner-product-space"/>
     <w:p>
       <w:pPr>
         <w:pStyle w:val="BodyText"/>
       </w:pPr>
-      <w:r>
-        <w:rPr>
-          <w:b/>
-          <w:bCs/>
-        </w:rPr>
-        <w:t xml:space="preserve">Example 2 (Real coordinate space as an inner product space)</w:t>
-      </w:r>
-      <w:r>
-        <w:t xml:space="preserve"> </w:t>
-      </w:r>
-      <w:r>
-        <w:t xml:space="preserve">The Euclidean space</w:t>
-      </w:r>
-      <w:r>
-        <w:t xml:space="preserve"> </w:t>
-      </w:r>
+      <w:del w:id="24" w:author="PR Preview" w:date="2026-01-01T00:00:00Z">
+        <w:r>
+          <w:rPr>
+            <w:b/>
+            <w:bCs/>
+          </w:rPr>
+          <w:delText xml:space="preserve">Example 2 (Real coordinate space as an inner product space)</w:delText>
+        </w:r>
+      </w:del>
+      <w:del w:id="25" w:author="PR Preview" w:date="2026-01-01T00:00:00Z">
+        <w:r>
+          <w:delText xml:space="preserve"> </w:delText>
+        </w:r>
+      </w:del>
+      <w:del w:id="26" w:author="PR Preview" w:date="2026-01-01T00:00:00Z">
+        <w:r>
+          <w:delText xml:space="preserve">The Euclidean space</w:delText>
+        </w:r>
+      </w:del>
+      <w:del w:id="27" w:author="PR Preview" w:date="2026-01-01T00:00:00Z">
+        <w:r>
+          <w:delText xml:space="preserve"> </w:delText>
+        </w:r>
+      </w:del>
       <m:oMath>
         <m:sSup>
           <m:e>
@@ -1955,38 +2003,56 @@
           </m:sup>
         </m:sSup>
       </m:oMath>
-      <w:r>
-        <w:t xml:space="preserve"> </w:t>
-      </w:r>
-      <w:r>
-        <w:t xml:space="preserve">equipped with the standard dot product (1)</w:t>
-      </w:r>
-      <w:r>
-        <w:t xml:space="preserve"> </w:t>
-      </w:r>
-      <w:r>
-        <w:t xml:space="preserve">is an inner product space, because the dot product satisfies the four inner product axioms (</w:t>
-      </w:r>
+      <w:del w:id="28" w:author="PR Preview" w:date="2026-01-01T00:00:00Z">
+        <w:r>
+          <w:delText xml:space="preserve"> </w:delText>
+        </w:r>
+      </w:del>
+      <w:del w:id="29" w:author="PR Preview" w:date="2026-01-01T00:00:00Z">
+        <w:r>
+          <w:delText xml:space="preserve">equipped with the standard dot product (1)</w:delText>
+        </w:r>
+      </w:del>
+      <w:del w:id="30" w:author="PR Preview" w:date="2026-01-01T00:00:00Z">
+        <w:r>
+          <w:delText xml:space="preserve"> </w:delText>
+        </w:r>
+      </w:del>
+      <w:del w:id="31" w:author="PR Preview" w:date="2026-01-01T00:00:00Z">
+        <w:r>
+          <w:delText xml:space="preserve">is an inner product space, because the dot product satisfies the four inner product axioms (</w:delText>
+        </w:r>
+      </w:del>
       <w:hyperlink w:anchor="exm-dot-product-inner-product">
+        <w:del w:id="32" w:author="PR Preview" w:date="2026-01-01T00:00:00Z">
+          <w:r>
+            <w:rPr>
+              <w:rStyle w:val="Hyperlink"/>
+            </w:rPr>
+            <w:delText xml:space="preserve">Example 1</w:delText>
+          </w:r>
+        </w:del>
+      </w:hyperlink>
+      <w:del w:id="33" w:author="PR Preview" w:date="2026-01-01T00:00:00Z">
         <w:r>
-          <w:rPr>
-            <w:rStyle w:val="Hyperlink"/>
-          </w:rPr>
-          <w:t xml:space="preserve">Example 1</w:t>
+          <w:delText xml:space="preserve">).</w:delText>
         </w:r>
-      </w:hyperlink>
-      <w:r>
-        <w:t xml:space="preserve">).</w:t>
-      </w:r>
-      <w:r>
-        <w:t xml:space="preserve"> </w:t>
-      </w:r>
-      <w:r>
-        <w:t xml:space="preserve">For</w:t>
-      </w:r>
-      <w:r>
-        <w:t xml:space="preserve"> </w:t>
-      </w:r>
+      </w:del>
+      <w:del w:id="34" w:author="PR Preview" w:date="2026-01-01T00:00:00Z">
+        <w:r>
+          <w:delText xml:space="preserve"> </w:delText>
+        </w:r>
+      </w:del>
+      <w:del w:id="35" w:author="PR Preview" w:date="2026-01-01T00:00:00Z">
+        <w:r>
+          <w:delText xml:space="preserve">For</w:delText>
+        </w:r>
+      </w:del>
+      <w:del w:id="36" w:author="PR Preview" w:date="2026-01-01T00:00:00Z">
+        <w:r>
+          <w:delText xml:space="preserve"> </w:delText>
+        </w:r>
+      </w:del>
       <m:oMath>
         <m:r>
           <m:t>p</m:t>
@@ -2001,12 +2067,16 @@
           <m:t>2</m:t>
         </m:r>
       </m:oMath>
-      <w:r>
-        <w:t xml:space="preserve">, any vector</w:t>
-      </w:r>
-      <w:r>
-        <w:t xml:space="preserve"> </w:t>
-      </w:r>
+      <w:del w:id="37" w:author="PR Preview" w:date="2026-01-01T00:00:00Z">
+        <w:r>
+          <w:delText xml:space="preserve">, any vector</w:delText>
+        </w:r>
+      </w:del>
+      <w:del w:id="38" w:author="PR Preview" w:date="2026-01-01T00:00:00Z">
+        <w:r>
+          <w:delText xml:space="preserve"> </w:delText>
+        </w:r>
+      </w:del>
       <m:oMath>
         <m:acc>
           <m:accPr>
@@ -2089,15 +2159,21 @@
           </m:sup>
         </m:sSup>
       </m:oMath>
-      <w:r>
-        <w:t xml:space="preserve"> </w:t>
-      </w:r>
-      <w:r>
-        <w:t xml:space="preserve">has squared norm</w:t>
-      </w:r>
-      <w:r>
-        <w:t xml:space="preserve"> </w:t>
-      </w:r>
+      <w:del w:id="39" w:author="PR Preview" w:date="2026-01-01T00:00:00Z">
+        <w:r>
+          <w:delText xml:space="preserve"> </w:delText>
+        </w:r>
+      </w:del>
+      <w:del w:id="40" w:author="PR Preview" w:date="2026-01-01T00:00:00Z">
+        <w:r>
+          <w:delText xml:space="preserve">has squared norm</w:delText>
+        </w:r>
+      </w:del>
+      <w:del w:id="41" w:author="PR Preview" w:date="2026-01-01T00:00:00Z">
+        <w:r>
+          <w:delText xml:space="preserve"> </w:delText>
+        </w:r>
+      </w:del>
       <m:oMath>
         <m:d>
           <m:dPr>
@@ -2191,15 +2267,903 @@
           <m:t>0</m:t>
         </m:r>
       </m:oMath>
-      <w:r>
-        <w:t xml:space="preserve">,</w:t>
-      </w:r>
-      <w:r>
-        <w:t xml:space="preserve"> </w:t>
-      </w:r>
-      <w:r>
-        <w:t xml:space="preserve">which is zero if and only if</w:t>
-      </w:r>
+      <w:del w:id="42" w:author="PR Preview" w:date="2026-01-01T00:00:00Z">
+        <w:r>
+          <w:delText xml:space="preserve">,</w:delText>
+        </w:r>
+      </w:del>
+      <w:del w:id="43" w:author="PR Preview" w:date="2026-01-01T00:00:00Z">
+        <w:r>
+          <w:delText xml:space="preserve"> </w:delText>
+        </w:r>
+      </w:del>
+      <w:del w:id="44" w:author="PR Preview" w:date="2026-01-01T00:00:00Z">
+        <w:r>
+          <w:delText xml:space="preserve">which is zero if and only if</w:delText>
+        </w:r>
+      </w:del>
+    </w:p>
+    <w:p>
+      <w:pPr>
+        <w:pStyle w:val="BodyText"/>
+      </w:pPr>
+      <w:ins w:id="45" w:author="PR Preview" w:date="2026-01-01T00:00:00Z">
+        <w:r>
+          <w:rPr>
+            <w:b/>
+            <w:bCs/>
+          </w:rPr>
+          <w:t xml:space="preserve">Definition 2 (Inner product space)</w:t>
+        </w:r>
+      </w:ins>
+      <w:ins w:id="46" w:author="PR Preview" w:date="2026-01-01T00:00:00Z">
+        <w:r>
+          <w:t xml:space="preserve"> </w:t>
+        </w:r>
+      </w:ins>
+      <w:ins w:id="47" w:author="PR Preview" w:date="2026-01-01T00:00:00Z">
+        <w:r>
+          <w:t xml:space="preserve">A</w:t>
+        </w:r>
+      </w:ins>
+      <w:ins w:id="48" w:author="PR Preview" w:date="2026-01-01T00:00:00Z">
+        <w:r>
+          <w:t xml:space="preserve"> </w:t>
+        </w:r>
+      </w:ins>
+      <w:ins w:id="49" w:author="PR Preview" w:date="2026-01-01T00:00:00Z">
+        <w:r>
+          <w:rPr>
+            <w:b/>
+            <w:bCs/>
+          </w:rPr>
+          <w:t xml:space="preserve">real inner product space</w:t>
+        </w:r>
+      </w:ins>
+      <w:ins w:id="50" w:author="PR Preview" w:date="2026-01-01T00:00:00Z">
+        <w:r>
+          <w:t xml:space="preserve"> </w:t>
+        </w:r>
+      </w:ins>
+      <w:ins w:id="51" w:author="PR Preview" w:date="2026-01-01T00:00:00Z">
+        <w:r>
+          <w:t xml:space="preserve">is a pair</w:t>
+        </w:r>
+      </w:ins>
+      <w:ins w:id="52" w:author="PR Preview" w:date="2026-01-01T00:00:00Z">
+        <w:r>
+          <w:t xml:space="preserve"> </w:t>
+        </w:r>
+      </w:ins>
+      <m:oMath>
+        <m:r>
+          <m:rPr>
+            <m:sty m:val="p"/>
+          </m:rPr>
+          <m:t>(</m:t>
+        </m:r>
+        <m:r>
+          <m:t>V</m:t>
+        </m:r>
+        <m:r>
+          <m:rPr>
+            <m:sty m:val="p"/>
+          </m:rPr>
+          <m:t>,</m:t>
+        </m:r>
+        <m:d>
+          <m:dPr>
+            <m:begChr m:val="⟨"/>
+            <m:sepChr m:val=""/>
+            <m:endChr m:val="⟩"/>
+            <m:grow/>
+          </m:dPr>
+          <m:e>
+            <m:r>
+              <m:rPr>
+                <m:sty m:val="p"/>
+              </m:rPr>
+              <m:t>⋅</m:t>
+            </m:r>
+            <m:r>
+              <m:rPr>
+                <m:sty m:val="p"/>
+              </m:rPr>
+              <m:t>,</m:t>
+            </m:r>
+            <m:r>
+              <m:rPr>
+                <m:sty m:val="p"/>
+              </m:rPr>
+              <m:t>⋅</m:t>
+            </m:r>
+          </m:e>
+        </m:d>
+        <m:r>
+          <m:rPr>
+            <m:sty m:val="p"/>
+          </m:rPr>
+          <m:t>)</m:t>
+        </m:r>
+      </m:oMath>
+      <w:ins w:id="53" w:author="PR Preview" w:date="2026-01-01T00:00:00Z">
+        <w:r>
+          <w:t xml:space="preserve"> </w:t>
+        </w:r>
+      </w:ins>
+      <w:ins w:id="54" w:author="PR Preview" w:date="2026-01-01T00:00:00Z">
+        <w:r>
+          <w:t xml:space="preserve">of a real vector space</w:t>
+        </w:r>
+      </w:ins>
+      <w:ins w:id="55" w:author="PR Preview" w:date="2026-01-01T00:00:00Z">
+        <w:r>
+          <w:t xml:space="preserve"> </w:t>
+        </w:r>
+      </w:ins>
+      <m:oMath>
+        <m:r>
+          <m:t>V</m:t>
+        </m:r>
+      </m:oMath>
+      <w:ins w:id="56" w:author="PR Preview" w:date="2026-01-01T00:00:00Z">
+        <w:r>
+          <w:t xml:space="preserve"> </w:t>
+        </w:r>
+      </w:ins>
+      <w:ins w:id="57" w:author="PR Preview" w:date="2026-01-01T00:00:00Z">
+        <w:r>
+          <w:t xml:space="preserve">and an inner product</w:t>
+        </w:r>
+      </w:ins>
+      <w:ins w:id="58" w:author="PR Preview" w:date="2026-01-01T00:00:00Z">
+        <w:r>
+          <w:t xml:space="preserve"> </w:t>
+        </w:r>
+      </w:ins>
+      <m:oMath>
+        <m:d>
+          <m:dPr>
+            <m:begChr m:val="⟨"/>
+            <m:sepChr m:val=""/>
+            <m:endChr m:val="⟩"/>
+            <m:grow/>
+          </m:dPr>
+          <m:e>
+            <m:r>
+              <m:rPr>
+                <m:sty m:val="p"/>
+              </m:rPr>
+              <m:t>⋅</m:t>
+            </m:r>
+            <m:r>
+              <m:rPr>
+                <m:sty m:val="p"/>
+              </m:rPr>
+              <m:t>,</m:t>
+            </m:r>
+            <m:r>
+              <m:rPr>
+                <m:sty m:val="p"/>
+              </m:rPr>
+              <m:t>⋅</m:t>
+            </m:r>
+          </m:e>
+        </m:d>
+      </m:oMath>
+      <w:ins w:id="59" w:author="PR Preview" w:date="2026-01-01T00:00:00Z">
+        <w:r>
+          <w:t xml:space="preserve"> </w:t>
+        </w:r>
+      </w:ins>
+      <w:ins w:id="60" w:author="PR Preview" w:date="2026-01-01T00:00:00Z">
+        <w:r>
+          <w:t xml:space="preserve">on it,</w:t>
+        </w:r>
+      </w:ins>
+      <w:ins w:id="61" w:author="PR Preview" w:date="2026-01-01T00:00:00Z">
+        <w:r>
+          <w:t xml:space="preserve"> </w:t>
+        </w:r>
+      </w:ins>
+      <w:ins w:id="62" w:author="PR Preview" w:date="2026-01-01T00:00:00Z">
+        <w:r>
+          <w:t xml:space="preserve">a function with the four properties of</w:t>
+        </w:r>
+      </w:ins>
+      <w:ins w:id="63" w:author="PR Preview" w:date="2026-01-01T00:00:00Z">
+        <w:r>
+          <w:t xml:space="preserve"> </w:t>
+        </w:r>
+      </w:ins>
+      <w:hyperlink w:anchor="def-inner-product">
+        <w:ins w:id="64" w:author="PR Preview" w:date="2026-01-01T00:00:00Z">
+          <w:r>
+            <w:rPr>
+              <w:rStyle w:val="Hyperlink"/>
+            </w:rPr>
+            <w:t xml:space="preserve">Definition 1</w:t>
+          </w:r>
+        </w:ins>
+      </w:hyperlink>
+      <w:ins w:id="65" w:author="PR Preview" w:date="2026-01-01T00:00:00Z">
+        <w:r>
+          <w:t xml:space="preserve">.</w:t>
+        </w:r>
+      </w:ins>
+      <w:ins w:id="66" w:author="PR Preview" w:date="2026-01-01T00:00:00Z">
+        <w:r>
+          <w:t xml:space="preserve"> </w:t>
+        </w:r>
+      </w:ins>
+      <w:ins w:id="67" w:author="PR Preview" w:date="2026-01-01T00:00:00Z">
+        <w:r>
+          <w:t xml:space="preserve">We say that</w:t>
+        </w:r>
+      </w:ins>
+      <w:ins w:id="68" w:author="PR Preview" w:date="2026-01-01T00:00:00Z">
+        <w:r>
+          <w:t xml:space="preserve"> </w:t>
+        </w:r>
+      </w:ins>
+      <m:oMath>
+        <m:r>
+          <m:t>V</m:t>
+        </m:r>
+      </m:oMath>
+      <w:ins w:id="69" w:author="PR Preview" w:date="2026-01-01T00:00:00Z">
+        <w:r>
+          <w:t xml:space="preserve"> </w:t>
+        </w:r>
+      </w:ins>
+      <w:ins w:id="70" w:author="PR Preview" w:date="2026-01-01T00:00:00Z">
+        <w:r>
+          <w:t xml:space="preserve">is</w:t>
+        </w:r>
+      </w:ins>
+      <w:ins w:id="71" w:author="PR Preview" w:date="2026-01-01T00:00:00Z">
+        <w:r>
+          <w:t xml:space="preserve"> </w:t>
+        </w:r>
+      </w:ins>
+      <w:ins w:id="72" w:author="PR Preview" w:date="2026-01-01T00:00:00Z">
+        <w:r>
+          <w:rPr>
+            <w:b/>
+            <w:bCs/>
+          </w:rPr>
+          <w:t xml:space="preserve">equipped with</w:t>
+        </w:r>
+      </w:ins>
+      <w:ins w:id="73" w:author="PR Preview" w:date="2026-01-01T00:00:00Z">
+        <w:r>
+          <w:t xml:space="preserve"> </w:t>
+        </w:r>
+      </w:ins>
+      <w:ins w:id="74" w:author="PR Preview" w:date="2026-01-01T00:00:00Z">
+        <w:r>
+          <w:t xml:space="preserve">that inner product:</w:t>
+        </w:r>
+      </w:ins>
+      <w:ins w:id="75" w:author="PR Preview" w:date="2026-01-01T00:00:00Z">
+        <w:r>
+          <w:t xml:space="preserve"> </w:t>
+        </w:r>
+      </w:ins>
+      <w:ins w:id="76" w:author="PR Preview" w:date="2026-01-01T00:00:00Z">
+        <w:r>
+          <w:t xml:space="preserve">the inner product is part of the data of the space,</w:t>
+        </w:r>
+      </w:ins>
+      <w:ins w:id="77" w:author="PR Preview" w:date="2026-01-01T00:00:00Z">
+        <w:r>
+          <w:t xml:space="preserve"> </w:t>
+        </w:r>
+      </w:ins>
+      <w:ins w:id="78" w:author="PR Preview" w:date="2026-01-01T00:00:00Z">
+        <w:r>
+          <w:t xml:space="preserve">so the same set of vectors with a different inner product is a different inner product space.</w:t>
+        </w:r>
+      </w:ins>
+      <w:ins w:id="79" w:author="PR Preview" w:date="2026-01-01T00:00:00Z">
+        <w:r>
+          <w:t xml:space="preserve"> </w:t>
+        </w:r>
+      </w:ins>
+      <w:hyperlink w:anchor="def-inner-product">
+        <w:ins w:id="80" w:author="PR Preview" w:date="2026-01-01T00:00:00Z">
+          <w:r>
+            <w:rPr>
+              <w:rStyle w:val="Hyperlink"/>
+            </w:rPr>
+            <w:t xml:space="preserve">Definition 1</w:t>
+          </w:r>
+        </w:ins>
+      </w:hyperlink>
+      <w:ins w:id="81" w:author="PR Preview" w:date="2026-01-01T00:00:00Z">
+        <w:r>
+          <w:t xml:space="preserve"> </w:t>
+        </w:r>
+      </w:ins>
+      <w:ins w:id="82" w:author="PR Preview" w:date="2026-01-01T00:00:00Z">
+        <w:r>
+          <w:t xml:space="preserve">states the properties for</w:t>
+        </w:r>
+      </w:ins>
+      <w:ins w:id="83" w:author="PR Preview" w:date="2026-01-01T00:00:00Z">
+        <w:r>
+          <w:t xml:space="preserve"> </w:t>
+        </w:r>
+      </w:ins>
+      <m:oMath>
+        <m:r>
+          <m:t>V</m:t>
+        </m:r>
+        <m:r>
+          <m:rPr>
+            <m:sty m:val="p"/>
+          </m:rPr>
+          <m:t>=</m:t>
+        </m:r>
+        <m:sSup>
+          <m:e>
+            <m:r>
+              <m:rPr>
+                <m:scr m:val="double-struck"/>
+                <m:sty m:val="p"/>
+              </m:rPr>
+              <m:t>R</m:t>
+            </m:r>
+          </m:e>
+          <m:sup>
+            <m:r>
+              <m:t>p</m:t>
+            </m:r>
+          </m:sup>
+        </m:sSup>
+      </m:oMath>
+      <w:ins w:id="84" w:author="PR Preview" w:date="2026-01-01T00:00:00Z">
+        <w:r>
+          <w:t xml:space="preserve"> </w:t>
+        </w:r>
+      </w:ins>
+      <w:ins w:id="85" w:author="PR Preview" w:date="2026-01-01T00:00:00Z">
+        <w:r>
+          <w:t xml:space="preserve">(</w:t>
+        </w:r>
+      </w:ins>
+      <w:hyperlink r:id="rId14">
+        <w:ins w:id="86" w:author="PR Preview" w:date="2026-01-01T00:00:00Z">
+          <w:r>
+            <w:rPr>
+              <w:rStyle w:val="Hyperlink"/>
+            </w:rPr>
+            <w:t xml:space="preserve">Definition 2 in Vectors</w:t>
+          </w:r>
+        </w:ins>
+      </w:hyperlink>
+      <w:ins w:id="87" w:author="PR Preview" w:date="2026-01-01T00:00:00Z">
+        <w:r>
+          <w:t xml:space="preserve">),</w:t>
+        </w:r>
+      </w:ins>
+      <w:ins w:id="88" w:author="PR Preview" w:date="2026-01-01T00:00:00Z">
+        <w:r>
+          <w:t xml:space="preserve"> </w:t>
+        </w:r>
+      </w:ins>
+      <w:ins w:id="89" w:author="PR Preview" w:date="2026-01-01T00:00:00Z">
+        <w:r>
+          <w:t xml:space="preserve">and the same four properties define an inner product on other real vector spaces,</w:t>
+        </w:r>
+      </w:ins>
+      <w:ins w:id="90" w:author="PR Preview" w:date="2026-01-01T00:00:00Z">
+        <w:r>
+          <w:t xml:space="preserve"> </w:t>
+        </w:r>
+      </w:ins>
+      <w:ins w:id="91" w:author="PR Preview" w:date="2026-01-01T00:00:00Z">
+        <w:r>
+          <w:t xml:space="preserve">such as spaces of matrices or functions.</w:t>
+        </w:r>
+      </w:ins>
+    </w:p>
+    <w:bookmarkEnd w:id="15"/>
+    <w:bookmarkStart w:id="16" w:name="exm-inner-product-space"/>
+    <w:p>
+      <w:pPr>
+        <w:pStyle w:val="BodyText"/>
+      </w:pPr>
+      <w:ins w:id="92" w:author="PR Preview" w:date="2026-01-01T00:00:00Z">
+        <w:r>
+          <w:rPr>
+            <w:b/>
+            <w:bCs/>
+          </w:rPr>
+          <w:t xml:space="preserve">Example 2 (Real coordinate space as an inner product space)</w:t>
+        </w:r>
+      </w:ins>
+      <w:ins w:id="93" w:author="PR Preview" w:date="2026-01-01T00:00:00Z">
+        <w:r>
+          <w:t xml:space="preserve"> </w:t>
+        </w:r>
+      </w:ins>
+      <w:ins w:id="94" w:author="PR Preview" w:date="2026-01-01T00:00:00Z">
+        <w:r>
+          <w:t xml:space="preserve">The Euclidean space</w:t>
+        </w:r>
+      </w:ins>
+      <w:ins w:id="95" w:author="PR Preview" w:date="2026-01-01T00:00:00Z">
+        <w:r>
+          <w:t xml:space="preserve"> </w:t>
+        </w:r>
+      </w:ins>
+      <m:oMath>
+        <m:sSup>
+          <m:e>
+            <m:r>
+              <m:rPr>
+                <m:scr m:val="double-struck"/>
+                <m:sty m:val="p"/>
+              </m:rPr>
+              <m:t>R</m:t>
+            </m:r>
+          </m:e>
+          <m:sup>
+            <m:r>
+              <m:t>p</m:t>
+            </m:r>
+          </m:sup>
+        </m:sSup>
+      </m:oMath>
+      <w:ins w:id="96" w:author="PR Preview" w:date="2026-01-01T00:00:00Z">
+        <w:r>
+          <w:t xml:space="preserve"> </w:t>
+        </w:r>
+      </w:ins>
+      <w:ins w:id="97" w:author="PR Preview" w:date="2026-01-01T00:00:00Z">
+        <w:r>
+          <w:t xml:space="preserve">equipped with the standard dot product (1),</w:t>
+        </w:r>
+      </w:ins>
+      <w:ins w:id="98" w:author="PR Preview" w:date="2026-01-01T00:00:00Z">
+        <w:r>
+          <w:t xml:space="preserve"> </w:t>
+        </w:r>
+      </w:ins>
+      <w:ins w:id="99" w:author="PR Preview" w:date="2026-01-01T00:00:00Z">
+        <w:r>
+          <w:t xml:space="preserve">that is, the pair</w:t>
+        </w:r>
+      </w:ins>
+      <w:ins w:id="100" w:author="PR Preview" w:date="2026-01-01T00:00:00Z">
+        <w:r>
+          <w:t xml:space="preserve"> </w:t>
+        </w:r>
+      </w:ins>
+      <m:oMath>
+        <m:r>
+          <m:rPr>
+            <m:sty m:val="p"/>
+          </m:rPr>
+          <m:t>(</m:t>
+        </m:r>
+        <m:sSup>
+          <m:e>
+            <m:r>
+              <m:rPr>
+                <m:scr m:val="double-struck"/>
+                <m:sty m:val="p"/>
+              </m:rPr>
+              <m:t>R</m:t>
+            </m:r>
+          </m:e>
+          <m:sup>
+            <m:r>
+              <m:t>p</m:t>
+            </m:r>
+          </m:sup>
+        </m:sSup>
+        <m:r>
+          <m:rPr>
+            <m:sty m:val="p"/>
+          </m:rPr>
+          <m:t>,</m:t>
+        </m:r>
+        <m:d>
+          <m:dPr>
+            <m:begChr m:val="⟨"/>
+            <m:sepChr m:val=""/>
+            <m:endChr m:val="⟩"/>
+            <m:grow/>
+          </m:dPr>
+          <m:e>
+            <m:r>
+              <m:rPr>
+                <m:sty m:val="p"/>
+              </m:rPr>
+              <m:t>⋅</m:t>
+            </m:r>
+            <m:r>
+              <m:rPr>
+                <m:sty m:val="p"/>
+              </m:rPr>
+              <m:t>,</m:t>
+            </m:r>
+            <m:r>
+              <m:rPr>
+                <m:sty m:val="p"/>
+              </m:rPr>
+              <m:t>⋅</m:t>
+            </m:r>
+          </m:e>
+        </m:d>
+        <m:r>
+          <m:rPr>
+            <m:sty m:val="p"/>
+          </m:rPr>
+          <m:t>)</m:t>
+        </m:r>
+      </m:oMath>
+      <w:ins w:id="101" w:author="PR Preview" w:date="2026-01-01T00:00:00Z">
+        <w:r>
+          <w:t xml:space="preserve"> </w:t>
+        </w:r>
+      </w:ins>
+      <w:ins w:id="102" w:author="PR Preview" w:date="2026-01-01T00:00:00Z">
+        <w:r>
+          <w:t xml:space="preserve">with</w:t>
+        </w:r>
+      </w:ins>
+      <w:ins w:id="103" w:author="PR Preview" w:date="2026-01-01T00:00:00Z">
+        <w:r>
+          <w:t xml:space="preserve"> </w:t>
+        </w:r>
+      </w:ins>
+      <m:oMath>
+        <m:d>
+          <m:dPr>
+            <m:begChr m:val="⟨"/>
+            <m:sepChr m:val=""/>
+            <m:endChr m:val="⟩"/>
+            <m:grow/>
+          </m:dPr>
+          <m:e>
+            <m:acc>
+              <m:accPr>
+                <m:chr m:val="̃"/>
+              </m:accPr>
+              <m:e>
+                <m:r>
+                  <m:t>x</m:t>
+                </m:r>
+              </m:e>
+            </m:acc>
+            <m:r>
+              <m:rPr>
+                <m:sty m:val="p"/>
+              </m:rPr>
+              <m:t>,</m:t>
+            </m:r>
+            <m:acc>
+              <m:accPr>
+                <m:chr m:val="̃"/>
+              </m:accPr>
+              <m:e>
+                <m:r>
+                  <m:t>y</m:t>
+                </m:r>
+              </m:e>
+            </m:acc>
+          </m:e>
+        </m:d>
+        <m:r>
+          <m:rPr>
+            <m:sty m:val="p"/>
+          </m:rPr>
+          <m:t>=</m:t>
+        </m:r>
+        <m:acc>
+          <m:accPr>
+            <m:chr m:val="̃"/>
+          </m:accPr>
+          <m:e>
+            <m:r>
+              <m:t>x</m:t>
+            </m:r>
+          </m:e>
+        </m:acc>
+        <m:r>
+          <m:rPr>
+            <m:sty m:val="p"/>
+          </m:rPr>
+          <m:t>⋅</m:t>
+        </m:r>
+        <m:acc>
+          <m:accPr>
+            <m:chr m:val="̃"/>
+          </m:accPr>
+          <m:e>
+            <m:r>
+              <m:t>y</m:t>
+            </m:r>
+          </m:e>
+        </m:acc>
+      </m:oMath>
+      <w:ins w:id="104" w:author="PR Preview" w:date="2026-01-01T00:00:00Z">
+        <w:r>
+          <w:t xml:space="preserve">,</w:t>
+        </w:r>
+      </w:ins>
+      <w:ins w:id="105" w:author="PR Preview" w:date="2026-01-01T00:00:00Z">
+        <w:r>
+          <w:t xml:space="preserve"> </w:t>
+        </w:r>
+      </w:ins>
+      <w:ins w:id="106" w:author="PR Preview" w:date="2026-01-01T00:00:00Z">
+        <w:r>
+          <w:t xml:space="preserve">is an inner product space, because the dot product satisfies the four inner product axioms (</w:t>
+        </w:r>
+      </w:ins>
+      <w:hyperlink w:anchor="exm-dot-product-inner-product">
+        <w:ins w:id="107" w:author="PR Preview" w:date="2026-01-01T00:00:00Z">
+          <w:r>
+            <w:rPr>
+              <w:rStyle w:val="Hyperlink"/>
+            </w:rPr>
+            <w:t xml:space="preserve">Example 1</w:t>
+          </w:r>
+        </w:ins>
+      </w:hyperlink>
+      <w:ins w:id="108" w:author="PR Preview" w:date="2026-01-01T00:00:00Z">
+        <w:r>
+          <w:t xml:space="preserve">).</w:t>
+        </w:r>
+      </w:ins>
+      <w:ins w:id="109" w:author="PR Preview" w:date="2026-01-01T00:00:00Z">
+        <w:r>
+          <w:t xml:space="preserve"> </w:t>
+        </w:r>
+      </w:ins>
+      <w:ins w:id="110" w:author="PR Preview" w:date="2026-01-01T00:00:00Z">
+        <w:r>
+          <w:t xml:space="preserve">For</w:t>
+        </w:r>
+      </w:ins>
+      <w:ins w:id="111" w:author="PR Preview" w:date="2026-01-01T00:00:00Z">
+        <w:r>
+          <w:t xml:space="preserve"> </w:t>
+        </w:r>
+      </w:ins>
+      <m:oMath>
+        <m:r>
+          <m:t>p</m:t>
+        </m:r>
+        <m:r>
+          <m:rPr>
+            <m:sty m:val="p"/>
+          </m:rPr>
+          <m:t>=</m:t>
+        </m:r>
+        <m:r>
+          <m:t>2</m:t>
+        </m:r>
+      </m:oMath>
+      <w:ins w:id="112" w:author="PR Preview" w:date="2026-01-01T00:00:00Z">
+        <w:r>
+          <w:t xml:space="preserve">, any vector</w:t>
+        </w:r>
+      </w:ins>
+      <w:ins w:id="113" w:author="PR Preview" w:date="2026-01-01T00:00:00Z">
+        <w:r>
+          <w:t xml:space="preserve"> </w:t>
+        </w:r>
+      </w:ins>
+      <m:oMath>
+        <m:acc>
+          <m:accPr>
+            <m:chr m:val="̃"/>
+          </m:accPr>
+          <m:e>
+            <m:r>
+              <m:t>x</m:t>
+            </m:r>
+          </m:e>
+        </m:acc>
+        <m:r>
+          <m:rPr>
+            <m:sty m:val="p"/>
+          </m:rPr>
+          <m:t>=</m:t>
+        </m:r>
+        <m:r>
+          <m:rPr>
+            <m:sty m:val="p"/>
+          </m:rPr>
+          <m:t>(</m:t>
+        </m:r>
+        <m:sSub>
+          <m:e>
+            <m:r>
+              <m:t>x</m:t>
+            </m:r>
+          </m:e>
+          <m:sub>
+            <m:r>
+              <m:t>1</m:t>
+            </m:r>
+          </m:sub>
+        </m:sSub>
+        <m:r>
+          <m:rPr>
+            <m:sty m:val="p"/>
+          </m:rPr>
+          <m:t>,</m:t>
+        </m:r>
+        <m:sSub>
+          <m:e>
+            <m:r>
+              <m:t>x</m:t>
+            </m:r>
+          </m:e>
+          <m:sub>
+            <m:r>
+              <m:t>2</m:t>
+            </m:r>
+          </m:sub>
+        </m:sSub>
+        <m:r>
+          <m:rPr>
+            <m:sty m:val="p"/>
+          </m:rPr>
+          <m:t>)</m:t>
+        </m:r>
+        <m:r>
+          <m:rPr>
+            <m:sty m:val="p"/>
+          </m:rPr>
+          <m:t>∈</m:t>
+        </m:r>
+        <m:sSup>
+          <m:e>
+            <m:r>
+              <m:rPr>
+                <m:scr m:val="double-struck"/>
+                <m:sty m:val="p"/>
+              </m:rPr>
+              <m:t>R</m:t>
+            </m:r>
+          </m:e>
+          <m:sup>
+            <m:r>
+              <m:t>2</m:t>
+            </m:r>
+          </m:sup>
+        </m:sSup>
+      </m:oMath>
+      <w:ins w:id="114" w:author="PR Preview" w:date="2026-01-01T00:00:00Z">
+        <w:r>
+          <w:t xml:space="preserve"> </w:t>
+        </w:r>
+      </w:ins>
+      <w:ins w:id="115" w:author="PR Preview" w:date="2026-01-01T00:00:00Z">
+        <w:r>
+          <w:t xml:space="preserve">has squared norm</w:t>
+        </w:r>
+      </w:ins>
+      <w:ins w:id="116" w:author="PR Preview" w:date="2026-01-01T00:00:00Z">
+        <w:r>
+          <w:t xml:space="preserve"> </w:t>
+        </w:r>
+      </w:ins>
+      <m:oMath>
+        <m:d>
+          <m:dPr>
+            <m:begChr m:val="⟨"/>
+            <m:sepChr m:val=""/>
+            <m:endChr m:val="⟩"/>
+            <m:grow/>
+          </m:dPr>
+          <m:e>
+            <m:acc>
+              <m:accPr>
+                <m:chr m:val="̃"/>
+              </m:accPr>
+              <m:e>
+                <m:r>
+                  <m:t>x</m:t>
+                </m:r>
+              </m:e>
+            </m:acc>
+            <m:r>
+              <m:rPr>
+                <m:sty m:val="p"/>
+              </m:rPr>
+              <m:t>,</m:t>
+            </m:r>
+            <m:acc>
+              <m:accPr>
+                <m:chr m:val="̃"/>
+              </m:accPr>
+              <m:e>
+                <m:r>
+                  <m:t>x</m:t>
+                </m:r>
+              </m:e>
+            </m:acc>
+          </m:e>
+        </m:d>
+        <m:r>
+          <m:rPr>
+            <m:sty m:val="p"/>
+          </m:rPr>
+          <m:t>=</m:t>
+        </m:r>
+        <m:sSubSup>
+          <m:e>
+            <m:r>
+              <m:t>x</m:t>
+            </m:r>
+          </m:e>
+          <m:sub>
+            <m:r>
+              <m:t>1</m:t>
+            </m:r>
+          </m:sub>
+          <m:sup>
+            <m:r>
+              <m:t>2</m:t>
+            </m:r>
+          </m:sup>
+        </m:sSubSup>
+        <m:r>
+          <m:rPr>
+            <m:sty m:val="p"/>
+          </m:rPr>
+          <m:t>+</m:t>
+        </m:r>
+        <m:sSubSup>
+          <m:e>
+            <m:r>
+              <m:t>x</m:t>
+            </m:r>
+          </m:e>
+          <m:sub>
+            <m:r>
+              <m:t>2</m:t>
+            </m:r>
+          </m:sub>
+          <m:sup>
+            <m:r>
+              <m:t>2</m:t>
+            </m:r>
+          </m:sup>
+        </m:sSubSup>
+        <m:r>
+          <m:rPr>
+            <m:sty m:val="p"/>
+          </m:rPr>
+          <m:t>≥</m:t>
+        </m:r>
+        <m:r>
+          <m:t>0</m:t>
+        </m:r>
+      </m:oMath>
+      <w:ins w:id="117" w:author="PR Preview" w:date="2026-01-01T00:00:00Z">
+        <w:r>
+          <w:t xml:space="preserve">,</w:t>
+        </w:r>
+      </w:ins>
+      <w:ins w:id="118" w:author="PR Preview" w:date="2026-01-01T00:00:00Z">
+        <w:r>
+          <w:t xml:space="preserve"> </w:t>
+        </w:r>
+      </w:ins>
+      <w:ins w:id="119" w:author="PR Preview" w:date="2026-01-01T00:00:00Z">
+        <w:r>
+          <w:t xml:space="preserve">which is zero if and only if</w:t>
+        </w:r>
+      </w:ins>
     </w:p>
     <w:p>
       <w:pPr>
@@ -8507,7 +9471,7 @@
     </w:p>
     <w:bookmarkEnd w:id="23"/>
     <w:bookmarkEnd w:id="24"/>
-    <w:bookmarkStart w:id="62" w:name="sec-cauchy-schwarz"/>
+    <w:bookmarkStart w:id="64" w:name="sec-cauchy-schwarz"/>
     <w:p>
       <w:pPr>
         <w:pStyle w:val="Heading2"/>
@@ -21922,7 +22886,7 @@
           <w:b/>
           <w:bCs/>
         </w:rPr>
-        <w:t xml:space="preserve">Definition 4 (Norm (normed vector space))</w:t>
+        <w:t xml:space="preserve">Definition 4 (Norm (normed vector space, normed space))</w:t>
       </w:r>
       <w:r>
         <w:t xml:space="preserve"> </w:t>
@@ -23011,7 +23975,7 @@
           <w:b/>
           <w:bCs/>
         </w:rPr>
-        <w:t xml:space="preserve">norm,</w:t>
+        <w:t xml:space="preserve">norm, taxicab norm, Manhattan norm,</w:t>
       </w:r>
       <w:r>
         <w:rPr>
@@ -32762,7 +33726,7 @@
       </w:r>
     </w:p>
     <w:bookmarkEnd w:id="49"/>
-    <w:bookmarkStart w:id="50" w:name="def-cosine-sine"/>
+    <w:bookmarkStart w:id="51" w:name="def-angle"/>
     <w:p>
       <w:pPr>
         <w:pStyle w:val="BodyText"/>
@@ -32772,1386 +33736,7 @@
           <w:b/>
           <w:bCs/>
         </w:rPr>
-        <w:t xml:space="preserve">Definition 7 (Cosine and sine)</w:t>
-      </w:r>
-      <w:r>
-        <w:t xml:space="preserve"> </w:t>
-      </w:r>
-      <w:r>
-        <w:t xml:space="preserve">The</w:t>
-      </w:r>
-      <w:r>
-        <w:t xml:space="preserve"> </w:t>
-      </w:r>
-      <w:r>
-        <w:rPr>
-          <w:i/>
-          <w:iCs/>
-        </w:rPr>
-        <w:t xml:space="preserve">unit circle</w:t>
-      </w:r>
-      <w:r>
-        <w:t xml:space="preserve"> </w:t>
-      </w:r>
-      <w:r>
-        <w:t xml:space="preserve">is the set of points</w:t>
-      </w:r>
-      <w:r>
-        <w:t xml:space="preserve"> </w:t>
-      </w:r>
-      <m:oMath>
-        <m:r>
-          <m:rPr>
-            <m:sty m:val="p"/>
-          </m:rPr>
-          <m:t>(</m:t>
-        </m:r>
-        <m:sSub>
-          <m:e>
-            <m:r>
-              <m:t>x</m:t>
-            </m:r>
-          </m:e>
-          <m:sub>
-            <m:r>
-              <m:t>1</m:t>
-            </m:r>
-          </m:sub>
-        </m:sSub>
-        <m:r>
-          <m:rPr>
-            <m:sty m:val="p"/>
-          </m:rPr>
-          <m:t>,</m:t>
-        </m:r>
-        <m:sSub>
-          <m:e>
-            <m:r>
-              <m:t>x</m:t>
-            </m:r>
-          </m:e>
-          <m:sub>
-            <m:r>
-              <m:t>2</m:t>
-            </m:r>
-          </m:sub>
-        </m:sSub>
-        <m:r>
-          <m:rPr>
-            <m:sty m:val="p"/>
-          </m:rPr>
-          <m:t>)</m:t>
-        </m:r>
-      </m:oMath>
-      <w:r>
-        <w:t xml:space="preserve"> </w:t>
-      </w:r>
-      <w:r>
-        <w:t xml:space="preserve">in the plane with</w:t>
-      </w:r>
-      <w:r>
-        <w:t xml:space="preserve"> </w:t>
-      </w:r>
-      <m:oMath>
-        <m:sSubSup>
-          <m:e>
-            <m:r>
-              <m:t>x</m:t>
-            </m:r>
-          </m:e>
-          <m:sub>
-            <m:r>
-              <m:t>1</m:t>
-            </m:r>
-          </m:sub>
-          <m:sup>
-            <m:r>
-              <m:t>2</m:t>
-            </m:r>
-          </m:sup>
-        </m:sSubSup>
-        <m:r>
-          <m:rPr>
-            <m:sty m:val="p"/>
-          </m:rPr>
-          <m:t>+</m:t>
-        </m:r>
-        <m:sSubSup>
-          <m:e>
-            <m:r>
-              <m:t>x</m:t>
-            </m:r>
-          </m:e>
-          <m:sub>
-            <m:r>
-              <m:t>2</m:t>
-            </m:r>
-          </m:sub>
-          <m:sup>
-            <m:r>
-              <m:t>2</m:t>
-            </m:r>
-          </m:sup>
-        </m:sSubSup>
-        <m:r>
-          <m:rPr>
-            <m:sty m:val="p"/>
-          </m:rPr>
-          <m:t>=</m:t>
-        </m:r>
-        <m:r>
-          <m:t>1</m:t>
-        </m:r>
-      </m:oMath>
-      <w:r>
-        <w:t xml:space="preserve">,</w:t>
-      </w:r>
-      <w:r>
-        <w:t xml:space="preserve"> </w:t>
-      </w:r>
-      <w:r>
-        <w:t xml:space="preserve">and</w:t>
-      </w:r>
-      <w:r>
-        <w:t xml:space="preserve"> </w:t>
-      </w:r>
-      <m:oMath>
-        <m:r>
-          <m:t>π</m:t>
-        </m:r>
-        <m:r>
-          <m:rPr>
-            <m:sty m:val="p"/>
-          </m:rPr>
-          <m:t>≈</m:t>
-        </m:r>
-        <m:r>
-          <m:t>3.14159</m:t>
-        </m:r>
-      </m:oMath>
-      <w:r>
-        <w:t xml:space="preserve"> </w:t>
-      </w:r>
-      <w:r>
-        <w:t xml:space="preserve">is half of its circumference.</w:t>
-      </w:r>
-      <w:r>
-        <w:t xml:space="preserve"> </w:t>
-      </w:r>
-      <w:r>
-        <w:t xml:space="preserve">For a real number</w:t>
-      </w:r>
-      <w:r>
-        <w:t xml:space="preserve"> </w:t>
-      </w:r>
-      <m:oMath>
-        <m:r>
-          <m:t>θ</m:t>
-        </m:r>
-      </m:oMath>
-      <w:r>
-        <w:t xml:space="preserve">, start at the point</w:t>
-      </w:r>
-      <w:r>
-        <w:t xml:space="preserve"> </w:t>
-      </w:r>
-      <m:oMath>
-        <m:r>
-          <m:rPr>
-            <m:sty m:val="p"/>
-          </m:rPr>
-          <m:t>(</m:t>
-        </m:r>
-        <m:r>
-          <m:t>1</m:t>
-        </m:r>
-        <m:r>
-          <m:rPr>
-            <m:sty m:val="p"/>
-          </m:rPr>
-          <m:t>,</m:t>
-        </m:r>
-        <m:r>
-          <m:t>0</m:t>
-        </m:r>
-        <m:r>
-          <m:rPr>
-            <m:sty m:val="p"/>
-          </m:rPr>
-          <m:t>)</m:t>
-        </m:r>
-      </m:oMath>
-      <w:r>
-        <w:t xml:space="preserve"> </w:t>
-      </w:r>
-      <w:r>
-        <w:t xml:space="preserve">and move a distance</w:t>
-      </w:r>
-      <w:r>
-        <w:t xml:space="preserve"> </w:t>
-      </w:r>
-      <m:oMath>
-        <m:r>
-          <m:t>​</m:t>
-        </m:r>
-        <m:d>
-          <m:dPr>
-            <m:begChr m:val="|"/>
-            <m:sepChr m:val=""/>
-            <m:endChr m:val="|"/>
-            <m:grow/>
-          </m:dPr>
-          <m:e>
-            <m:r>
-              <m:t>θ</m:t>
-            </m:r>
-          </m:e>
-        </m:d>
-        <m:r>
-          <m:t>​</m:t>
-        </m:r>
-      </m:oMath>
-      <w:r>
-        <w:t xml:space="preserve"> </w:t>
-      </w:r>
-      <w:r>
-        <w:t xml:space="preserve">along the unit circle,</w:t>
-      </w:r>
-      <w:r>
-        <w:t xml:space="preserve"> </w:t>
-      </w:r>
-      <w:r>
-        <w:t xml:space="preserve">counterclockwise if</w:t>
-      </w:r>
-      <w:r>
-        <w:t xml:space="preserve"> </w:t>
-      </w:r>
-      <m:oMath>
-        <m:r>
-          <m:t>θ</m:t>
-        </m:r>
-        <m:r>
-          <m:rPr>
-            <m:sty m:val="p"/>
-          </m:rPr>
-          <m:t>≥</m:t>
-        </m:r>
-        <m:r>
-          <m:t>0</m:t>
-        </m:r>
-      </m:oMath>
-      <w:r>
-        <w:t xml:space="preserve"> </w:t>
-      </w:r>
-      <w:r>
-        <w:t xml:space="preserve">and clockwise if</w:t>
-      </w:r>
-      <w:r>
-        <w:t xml:space="preserve"> </w:t>
-      </w:r>
-      <m:oMath>
-        <m:r>
-          <m:t>θ</m:t>
-        </m:r>
-        <m:r>
-          <m:rPr>
-            <m:sty m:val="p"/>
-          </m:rPr>
-          <m:t>&lt;</m:t>
-        </m:r>
-        <m:r>
-          <m:t>0</m:t>
-        </m:r>
-      </m:oMath>
-      <w:r>
-        <w:t xml:space="preserve">.</w:t>
-      </w:r>
-      <w:r>
-        <w:t xml:space="preserve"> </w:t>
-      </w:r>
-      <w:r>
-        <w:t xml:space="preserve">The point reached is</w:t>
-      </w:r>
-      <w:r>
-        <w:t xml:space="preserve"> </w:t>
-      </w:r>
-      <m:oMath>
-        <m:r>
-          <m:rPr>
-            <m:sty m:val="p"/>
-          </m:rPr>
-          <m:t>(</m:t>
-        </m:r>
-        <m:r>
-          <m:rPr>
-            <m:sty m:val="p"/>
-          </m:rPr>
-          <m:t>cos</m:t>
-        </m:r>
-        <m:r>
-          <m:t>θ</m:t>
-        </m:r>
-        <m:r>
-          <m:rPr>
-            <m:sty m:val="p"/>
-          </m:rPr>
-          <m:t>,</m:t>
-        </m:r>
-        <m:r>
-          <m:rPr>
-            <m:sty m:val="p"/>
-          </m:rPr>
-          <m:t>sin</m:t>
-        </m:r>
-        <m:r>
-          <m:t>θ</m:t>
-        </m:r>
-        <m:r>
-          <m:rPr>
-            <m:sty m:val="p"/>
-          </m:rPr>
-          <m:t>)</m:t>
-        </m:r>
-      </m:oMath>
-      <w:r>
-        <w:t xml:space="preserve">:</w:t>
-      </w:r>
-      <w:r>
-        <w:t xml:space="preserve"> </w:t>
-      </w:r>
-      <w:r>
-        <w:t xml:space="preserve">its first coordinate is the</w:t>
-      </w:r>
-      <w:r>
-        <w:t xml:space="preserve"> </w:t>
-      </w:r>
-      <w:r>
-        <w:rPr>
-          <w:b/>
-          <w:bCs/>
-        </w:rPr>
-        <w:t xml:space="preserve">cosine</w:t>
-      </w:r>
-      <w:r>
-        <w:t xml:space="preserve"> </w:t>
-      </w:r>
-      <w:r>
-        <w:t xml:space="preserve">of</w:t>
-      </w:r>
-      <w:r>
-        <w:t xml:space="preserve"> </w:t>
-      </w:r>
-      <m:oMath>
-        <m:r>
-          <m:t>θ</m:t>
-        </m:r>
-      </m:oMath>
-      <w:r>
-        <w:t xml:space="preserve">,</w:t>
-      </w:r>
-      <w:r>
-        <w:t xml:space="preserve"> </w:t>
-      </w:r>
-      <w:r>
-        <w:t xml:space="preserve">and its second coordinate is the</w:t>
-      </w:r>
-      <w:r>
-        <w:t xml:space="preserve"> </w:t>
-      </w:r>
-      <w:r>
-        <w:rPr>
-          <w:b/>
-          <w:bCs/>
-        </w:rPr>
-        <w:t xml:space="preserve">sine</w:t>
-      </w:r>
-      <w:r>
-        <w:t xml:space="preserve"> </w:t>
-      </w:r>
-      <w:r>
-        <w:t xml:space="preserve">of</w:t>
-      </w:r>
-      <w:r>
-        <w:t xml:space="preserve"> </w:t>
-      </w:r>
-      <m:oMath>
-        <m:r>
-          <m:t>θ</m:t>
-        </m:r>
-      </m:oMath>
-      <w:r>
-        <w:t xml:space="preserve">.</w:t>
-      </w:r>
-    </w:p>
-    <w:bookmarkEnd w:id="50"/>
-    <w:bookmarkStart w:id="51" w:name="exm-cosine-sine"/>
-    <w:p>
-      <w:pPr>
-        <w:pStyle w:val="BodyText"/>
-      </w:pPr>
-      <w:r>
-        <w:rPr>
-          <w:b/>
-          <w:bCs/>
-        </w:rPr>
-        <w:t xml:space="preserve">Example 13 (Cosines and sines of some angles)</w:t>
-      </w:r>
-      <w:r>
-        <w:t xml:space="preserve"> </w:t>
-      </w:r>
-      <w:r>
-        <w:t xml:space="preserve"> </w:t>
-      </w:r>
-    </w:p>
-    <w:p>
-      <w:pPr>
-        <w:numPr>
-          <w:ilvl w:val="0"/>
-          <w:numId w:val="1016"/>
-        </w:numPr>
-      </w:pPr>
-      <m:oMath>
-        <m:r>
-          <m:t>θ</m:t>
-        </m:r>
-        <m:r>
-          <m:rPr>
-            <m:sty m:val="p"/>
-          </m:rPr>
-          <m:t>=</m:t>
-        </m:r>
-        <m:r>
-          <m:t>0</m:t>
-        </m:r>
-      </m:oMath>
-      <w:r>
-        <w:t xml:space="preserve"> </w:t>
-      </w:r>
-      <w:r>
-        <w:t xml:space="preserve">stays at</w:t>
-      </w:r>
-      <w:r>
-        <w:t xml:space="preserve"> </w:t>
-      </w:r>
-      <m:oMath>
-        <m:r>
-          <m:rPr>
-            <m:sty m:val="p"/>
-          </m:rPr>
-          <m:t>(</m:t>
-        </m:r>
-        <m:r>
-          <m:t>1</m:t>
-        </m:r>
-        <m:r>
-          <m:rPr>
-            <m:sty m:val="p"/>
-          </m:rPr>
-          <m:t>,</m:t>
-        </m:r>
-        <m:r>
-          <m:t>0</m:t>
-        </m:r>
-        <m:r>
-          <m:rPr>
-            <m:sty m:val="p"/>
-          </m:rPr>
-          <m:t>)</m:t>
-        </m:r>
-      </m:oMath>
-      <w:r>
-        <w:t xml:space="preserve">, so</w:t>
-      </w:r>
-      <w:r>
-        <w:t xml:space="preserve"> </w:t>
-      </w:r>
-      <m:oMath>
-        <m:r>
-          <m:rPr>
-            <m:sty m:val="p"/>
-          </m:rPr>
-          <m:t>cos</m:t>
-        </m:r>
-        <m:r>
-          <m:t>0</m:t>
-        </m:r>
-        <m:r>
-          <m:rPr>
-            <m:sty m:val="p"/>
-          </m:rPr>
-          <m:t>=</m:t>
-        </m:r>
-        <m:r>
-          <m:t>1</m:t>
-        </m:r>
-      </m:oMath>
-      <w:r>
-        <w:t xml:space="preserve"> </w:t>
-      </w:r>
-      <w:r>
-        <w:t xml:space="preserve">and</w:t>
-      </w:r>
-      <w:r>
-        <w:t xml:space="preserve"> </w:t>
-      </w:r>
-      <m:oMath>
-        <m:r>
-          <m:rPr>
-            <m:sty m:val="p"/>
-          </m:rPr>
-          <m:t>sin</m:t>
-        </m:r>
-        <m:r>
-          <m:t>0</m:t>
-        </m:r>
-        <m:r>
-          <m:rPr>
-            <m:sty m:val="p"/>
-          </m:rPr>
-          <m:t>=</m:t>
-        </m:r>
-        <m:r>
-          <m:t>0</m:t>
-        </m:r>
-      </m:oMath>
-      <w:r>
-        <w:t xml:space="preserve">.</w:t>
-      </w:r>
-    </w:p>
-    <w:p>
-      <w:pPr>
-        <w:numPr>
-          <w:ilvl w:val="0"/>
-          <w:numId w:val="1016"/>
-        </w:numPr>
-      </w:pPr>
-      <m:oMath>
-        <m:r>
-          <m:t>θ</m:t>
-        </m:r>
-        <m:r>
-          <m:rPr>
-            <m:sty m:val="p"/>
-          </m:rPr>
-          <m:t>=</m:t>
-        </m:r>
-        <m:r>
-          <m:t>π</m:t>
-        </m:r>
-      </m:oMath>
-      <w:r>
-        <w:t xml:space="preserve"> </w:t>
-      </w:r>
-      <w:r>
-        <w:t xml:space="preserve">goes half way around the circle, to</w:t>
-      </w:r>
-      <w:r>
-        <w:t xml:space="preserve"> </w:t>
-      </w:r>
-      <m:oMath>
-        <m:r>
-          <m:rPr>
-            <m:sty m:val="p"/>
-          </m:rPr>
-          <m:t>(</m:t>
-        </m:r>
-        <m:r>
-          <m:rPr>
-            <m:sty m:val="p"/>
-          </m:rPr>
-          <m:t>−</m:t>
-        </m:r>
-        <m:r>
-          <m:t>1</m:t>
-        </m:r>
-        <m:r>
-          <m:rPr>
-            <m:sty m:val="p"/>
-          </m:rPr>
-          <m:t>,</m:t>
-        </m:r>
-        <m:r>
-          <m:t>0</m:t>
-        </m:r>
-        <m:r>
-          <m:rPr>
-            <m:sty m:val="p"/>
-          </m:rPr>
-          <m:t>)</m:t>
-        </m:r>
-      </m:oMath>
-      <w:r>
-        <w:t xml:space="preserve">,</w:t>
-      </w:r>
-      <w:r>
-        <w:t xml:space="preserve"> </w:t>
-      </w:r>
-      <w:r>
-        <w:t xml:space="preserve">so</w:t>
-      </w:r>
-      <w:r>
-        <w:t xml:space="preserve"> </w:t>
-      </w:r>
-      <m:oMath>
-        <m:r>
-          <m:rPr>
-            <m:sty m:val="p"/>
-          </m:rPr>
-          <m:t>cos</m:t>
-        </m:r>
-        <m:r>
-          <m:t>π</m:t>
-        </m:r>
-        <m:r>
-          <m:rPr>
-            <m:sty m:val="p"/>
-          </m:rPr>
-          <m:t>=</m:t>
-        </m:r>
-        <m:r>
-          <m:rPr>
-            <m:sty m:val="p"/>
-          </m:rPr>
-          <m:t>−</m:t>
-        </m:r>
-        <m:r>
-          <m:t>1</m:t>
-        </m:r>
-      </m:oMath>
-      <w:r>
-        <w:t xml:space="preserve"> </w:t>
-      </w:r>
-      <w:r>
-        <w:t xml:space="preserve">and</w:t>
-      </w:r>
-      <w:r>
-        <w:t xml:space="preserve"> </w:t>
-      </w:r>
-      <m:oMath>
-        <m:r>
-          <m:rPr>
-            <m:sty m:val="p"/>
-          </m:rPr>
-          <m:t>sin</m:t>
-        </m:r>
-        <m:r>
-          <m:t>π</m:t>
-        </m:r>
-        <m:r>
-          <m:rPr>
-            <m:sty m:val="p"/>
-          </m:rPr>
-          <m:t>=</m:t>
-        </m:r>
-        <m:r>
-          <m:t>0</m:t>
-        </m:r>
-      </m:oMath>
-      <w:r>
-        <w:t xml:space="preserve">.</w:t>
-      </w:r>
-    </w:p>
-    <w:p>
-      <w:pPr>
-        <w:numPr>
-          <w:ilvl w:val="0"/>
-          <w:numId w:val="1016"/>
-        </w:numPr>
-      </w:pPr>
-      <m:oMath>
-        <m:r>
-          <m:t>θ</m:t>
-        </m:r>
-        <m:r>
-          <m:rPr>
-            <m:sty m:val="p"/>
-          </m:rPr>
-          <m:t>=</m:t>
-        </m:r>
-        <m:r>
-          <m:t>π</m:t>
-        </m:r>
-        <m:r>
-          <m:rPr>
-            <m:sty m:val="p"/>
-          </m:rPr>
-          <m:t>/</m:t>
-        </m:r>
-        <m:r>
-          <m:t>2</m:t>
-        </m:r>
-      </m:oMath>
-      <w:r>
-        <w:t xml:space="preserve"> </w:t>
-      </w:r>
-      <w:r>
-        <w:t xml:space="preserve">goes a quarter of the way round, to</w:t>
-      </w:r>
-      <w:r>
-        <w:t xml:space="preserve"> </w:t>
-      </w:r>
-      <m:oMath>
-        <m:r>
-          <m:rPr>
-            <m:sty m:val="p"/>
-          </m:rPr>
-          <m:t>(</m:t>
-        </m:r>
-        <m:r>
-          <m:t>0</m:t>
-        </m:r>
-        <m:r>
-          <m:rPr>
-            <m:sty m:val="p"/>
-          </m:rPr>
-          <m:t>,</m:t>
-        </m:r>
-        <m:r>
-          <m:t>1</m:t>
-        </m:r>
-        <m:r>
-          <m:rPr>
-            <m:sty m:val="p"/>
-          </m:rPr>
-          <m:t>)</m:t>
-        </m:r>
-      </m:oMath>
-      <w:r>
-        <w:t xml:space="preserve">,</w:t>
-      </w:r>
-      <w:r>
-        <w:t xml:space="preserve"> </w:t>
-      </w:r>
-      <w:r>
-        <w:t xml:space="preserve">so</w:t>
-      </w:r>
-      <w:r>
-        <w:t xml:space="preserve"> </w:t>
-      </w:r>
-      <m:oMath>
-        <m:r>
-          <m:rPr>
-            <m:sty m:val="p"/>
-          </m:rPr>
-          <m:t>cos</m:t>
-        </m:r>
-        <m:r>
-          <m:rPr>
-            <m:sty m:val="p"/>
-          </m:rPr>
-          <m:t>(</m:t>
-        </m:r>
-        <m:r>
-          <m:t>π</m:t>
-        </m:r>
-        <m:r>
-          <m:rPr>
-            <m:sty m:val="p"/>
-          </m:rPr>
-          <m:t>/</m:t>
-        </m:r>
-        <m:r>
-          <m:t>2</m:t>
-        </m:r>
-        <m:r>
-          <m:rPr>
-            <m:sty m:val="p"/>
-          </m:rPr>
-          <m:t>)</m:t>
-        </m:r>
-        <m:r>
-          <m:rPr>
-            <m:sty m:val="p"/>
-          </m:rPr>
-          <m:t>=</m:t>
-        </m:r>
-        <m:r>
-          <m:t>0</m:t>
-        </m:r>
-      </m:oMath>
-      <w:r>
-        <w:t xml:space="preserve"> </w:t>
-      </w:r>
-      <w:r>
-        <w:t xml:space="preserve">and</w:t>
-      </w:r>
-      <w:r>
-        <w:t xml:space="preserve"> </w:t>
-      </w:r>
-      <m:oMath>
-        <m:r>
-          <m:rPr>
-            <m:sty m:val="p"/>
-          </m:rPr>
-          <m:t>sin</m:t>
-        </m:r>
-        <m:r>
-          <m:rPr>
-            <m:sty m:val="p"/>
-          </m:rPr>
-          <m:t>(</m:t>
-        </m:r>
-        <m:r>
-          <m:t>π</m:t>
-        </m:r>
-        <m:r>
-          <m:rPr>
-            <m:sty m:val="p"/>
-          </m:rPr>
-          <m:t>/</m:t>
-        </m:r>
-        <m:r>
-          <m:t>2</m:t>
-        </m:r>
-        <m:r>
-          <m:rPr>
-            <m:sty m:val="p"/>
-          </m:rPr>
-          <m:t>)</m:t>
-        </m:r>
-        <m:r>
-          <m:rPr>
-            <m:sty m:val="p"/>
-          </m:rPr>
-          <m:t>=</m:t>
-        </m:r>
-        <m:r>
-          <m:t>1</m:t>
-        </m:r>
-      </m:oMath>
-      <w:r>
-        <w:t xml:space="preserve">.</w:t>
-      </w:r>
-    </w:p>
-    <w:p>
-      <w:pPr>
-        <w:numPr>
-          <w:ilvl w:val="0"/>
-          <w:numId w:val="1016"/>
-        </w:numPr>
-      </w:pPr>
-      <m:oMath>
-        <m:r>
-          <m:t>θ</m:t>
-        </m:r>
-        <m:r>
-          <m:rPr>
-            <m:sty m:val="p"/>
-          </m:rPr>
-          <m:t>=</m:t>
-        </m:r>
-        <m:r>
-          <m:t>π</m:t>
-        </m:r>
-        <m:r>
-          <m:rPr>
-            <m:sty m:val="p"/>
-          </m:rPr>
-          <m:t>/</m:t>
-        </m:r>
-        <m:r>
-          <m:t>4</m:t>
-        </m:r>
-      </m:oMath>
-      <w:r>
-        <w:t xml:space="preserve"> </w:t>
-      </w:r>
-      <w:r>
-        <w:t xml:space="preserve">goes an eighth of the way round,</w:t>
-      </w:r>
-      <w:r>
-        <w:t xml:space="preserve"> </w:t>
-      </w:r>
-      <w:r>
-        <w:t xml:space="preserve">to the point of the circle with</w:t>
-      </w:r>
-      <w:r>
-        <w:t xml:space="preserve"> </w:t>
-      </w:r>
-      <m:oMath>
-        <m:sSub>
-          <m:e>
-            <m:r>
-              <m:t>x</m:t>
-            </m:r>
-          </m:e>
-          <m:sub>
-            <m:r>
-              <m:t>1</m:t>
-            </m:r>
-          </m:sub>
-        </m:sSub>
-        <m:r>
-          <m:rPr>
-            <m:sty m:val="p"/>
-          </m:rPr>
-          <m:t>=</m:t>
-        </m:r>
-        <m:sSub>
-          <m:e>
-            <m:r>
-              <m:t>x</m:t>
-            </m:r>
-          </m:e>
-          <m:sub>
-            <m:r>
-              <m:t>2</m:t>
-            </m:r>
-          </m:sub>
-        </m:sSub>
-        <m:r>
-          <m:rPr>
-            <m:sty m:val="p"/>
-          </m:rPr>
-          <m:t>&gt;</m:t>
-        </m:r>
-        <m:r>
-          <m:t>0</m:t>
-        </m:r>
-      </m:oMath>
-      <w:r>
-        <w:t xml:space="preserve">.</w:t>
-      </w:r>
-      <w:r>
-        <w:t xml:space="preserve"> </w:t>
-      </w:r>
-      <w:r>
-        <w:t xml:space="preserve">There</w:t>
-      </w:r>
-      <w:r>
-        <w:t xml:space="preserve"> </w:t>
-      </w:r>
-      <m:oMath>
-        <m:sSubSup>
-          <m:e>
-            <m:r>
-              <m:t>x</m:t>
-            </m:r>
-          </m:e>
-          <m:sub>
-            <m:r>
-              <m:t>1</m:t>
-            </m:r>
-          </m:sub>
-          <m:sup>
-            <m:r>
-              <m:t>2</m:t>
-            </m:r>
-          </m:sup>
-        </m:sSubSup>
-        <m:r>
-          <m:rPr>
-            <m:sty m:val="p"/>
-          </m:rPr>
-          <m:t>+</m:t>
-        </m:r>
-        <m:sSubSup>
-          <m:e>
-            <m:r>
-              <m:t>x</m:t>
-            </m:r>
-          </m:e>
-          <m:sub>
-            <m:r>
-              <m:t>1</m:t>
-            </m:r>
-          </m:sub>
-          <m:sup>
-            <m:r>
-              <m:t>2</m:t>
-            </m:r>
-          </m:sup>
-        </m:sSubSup>
-        <m:r>
-          <m:rPr>
-            <m:sty m:val="p"/>
-          </m:rPr>
-          <m:t>=</m:t>
-        </m:r>
-        <m:r>
-          <m:t>1</m:t>
-        </m:r>
-      </m:oMath>
-      <w:r>
-        <w:t xml:space="preserve">, so</w:t>
-      </w:r>
-      <w:r>
-        <w:t xml:space="preserve"> </w:t>
-      </w:r>
-      <m:oMath>
-        <m:sSubSup>
-          <m:e>
-            <m:r>
-              <m:t>x</m:t>
-            </m:r>
-          </m:e>
-          <m:sub>
-            <m:r>
-              <m:t>1</m:t>
-            </m:r>
-          </m:sub>
-          <m:sup>
-            <m:r>
-              <m:t>2</m:t>
-            </m:r>
-          </m:sup>
-        </m:sSubSup>
-        <m:r>
-          <m:rPr>
-            <m:sty m:val="p"/>
-          </m:rPr>
-          <m:t>=</m:t>
-        </m:r>
-        <m:f>
-          <m:fPr>
-            <m:type m:val="lin"/>
-          </m:fPr>
-          <m:num>
-            <m:r>
-              <m:t>1</m:t>
-            </m:r>
-          </m:num>
-          <m:den>
-            <m:r>
-              <m:t>2</m:t>
-            </m:r>
-          </m:den>
-        </m:f>
-      </m:oMath>
-      <w:r>
-        <w:t xml:space="preserve"> </w:t>
-      </w:r>
-      <w:r>
-        <w:t xml:space="preserve">and</w:t>
-      </w:r>
-      <w:r>
-        <w:t xml:space="preserve"> </w:t>
-      </w:r>
-      <m:oMath>
-        <m:sSub>
-          <m:e>
-            <m:r>
-              <m:t>x</m:t>
-            </m:r>
-          </m:e>
-          <m:sub>
-            <m:r>
-              <m:t>1</m:t>
-            </m:r>
-          </m:sub>
-        </m:sSub>
-        <m:r>
-          <m:rPr>
-            <m:sty m:val="p"/>
-          </m:rPr>
-          <m:t>=</m:t>
-        </m:r>
-        <m:f>
-          <m:fPr>
-            <m:type m:val="lin"/>
-          </m:fPr>
-          <m:num>
-            <m:r>
-              <m:t>1</m:t>
-            </m:r>
-          </m:num>
-          <m:den>
-            <m:rad>
-              <m:radPr>
-                <m:degHide m:val="on"/>
-              </m:radPr>
-              <m:deg/>
-              <m:e>
-                <m:r>
-                  <m:t>2</m:t>
-                </m:r>
-              </m:e>
-            </m:rad>
-          </m:den>
-        </m:f>
-        <m:r>
-          <m:rPr>
-            <m:sty m:val="p"/>
-          </m:rPr>
-          <m:t>≈</m:t>
-        </m:r>
-        <m:r>
-          <m:t>0.7071</m:t>
-        </m:r>
-      </m:oMath>
-      <w:r>
-        <w:t xml:space="preserve">:</w:t>
-      </w:r>
-    </w:p>
-    <w:p>
-      <w:pPr>
-        <w:pStyle w:val="BodyText"/>
-      </w:pPr>
-      <m:oMathPara>
-        <m:oMathParaPr>
-          <m:jc m:val="center"/>
-        </m:oMathParaPr>
-        <m:oMath>
-          <m:eqArr>
-            <m:e>
-              <m:r>
-                <m:rPr>
-                  <m:sty m:val="p"/>
-                </m:rPr>
-                <m:t>cos</m:t>
-              </m:r>
-              <m:r>
-                <m:rPr>
-                  <m:sty m:val="p"/>
-                </m:rPr>
-                <m:t>(</m:t>
-              </m:r>
-              <m:r>
-                <m:t>π</m:t>
-              </m:r>
-              <m:r>
-                <m:rPr>
-                  <m:sty m:val="p"/>
-                </m:rPr>
-                <m:t>/</m:t>
-              </m:r>
-              <m:r>
-                <m:t>4</m:t>
-              </m:r>
-              <m:r>
-                <m:rPr>
-                  <m:sty m:val="p"/>
-                </m:rPr>
-                <m:t>)</m:t>
-              </m:r>
-              <m:r>
-                <m:t>&amp;</m:t>
-              </m:r>
-              <m:r>
-                <m:rPr>
-                  <m:sty m:val="p"/>
-                </m:rPr>
-                <m:t>=</m:t>
-              </m:r>
-              <m:r>
-                <m:rPr>
-                  <m:sty m:val="p"/>
-                </m:rPr>
-                <m:t>sin</m:t>
-              </m:r>
-              <m:r>
-                <m:rPr>
-                  <m:sty m:val="p"/>
-                </m:rPr>
-                <m:t>(</m:t>
-              </m:r>
-              <m:r>
-                <m:t>π</m:t>
-              </m:r>
-              <m:r>
-                <m:rPr>
-                  <m:sty m:val="p"/>
-                </m:rPr>
-                <m:t>/</m:t>
-              </m:r>
-              <m:r>
-                <m:t>4</m:t>
-              </m:r>
-              <m:r>
-                <m:rPr>
-                  <m:sty m:val="p"/>
-                </m:rPr>
-                <m:t>)</m:t>
-              </m:r>
-            </m:e>
-            <m:e>
-              <m:r>
-                <m:t>&amp;</m:t>
-              </m:r>
-              <m:r>
-                <m:rPr>
-                  <m:sty m:val="p"/>
-                </m:rPr>
-                <m:t>=</m:t>
-              </m:r>
-              <m:f>
-                <m:fPr>
-                  <m:type m:val="lin"/>
-                </m:fPr>
-                <m:num>
-                  <m:r>
-                    <m:t>1</m:t>
-                  </m:r>
-                </m:num>
-                <m:den>
-                  <m:rad>
-                    <m:radPr>
-                      <m:degHide m:val="on"/>
-                    </m:radPr>
-                    <m:deg/>
-                    <m:e>
-                      <m:r>
-                        <m:t>2</m:t>
-                      </m:r>
-                    </m:e>
-                  </m:rad>
-                </m:den>
-              </m:f>
-              <m:r>
-                <m:rPr>
-                  <m:sty m:val="p"/>
-                </m:rPr>
-                <m:t>.</m:t>
-              </m:r>
-            </m:e>
-          </m:eqArr>
-        </m:oMath>
-      </m:oMathPara>
-    </w:p>
-    <w:p>
-      <w:pPr>
-        <w:pStyle w:val="FirstParagraph"/>
-      </w:pPr>
-      <w:r>
-        <w:t xml:space="preserve">Angles are also measured in</w:t>
-      </w:r>
-      <w:r>
-        <w:t xml:space="preserve"> </w:t>
-      </w:r>
-      <w:r>
-        <w:rPr>
-          <w:i/>
-          <w:iCs/>
-        </w:rPr>
-        <w:t xml:space="preserve">degrees</w:t>
-      </w:r>
-      <w:r>
-        <w:t xml:space="preserve">, with a full turn of</w:t>
-      </w:r>
-      <w:r>
-        <w:t xml:space="preserve"> </w:t>
-      </w:r>
-      <m:oMath>
-        <m:r>
-          <m:t>2</m:t>
-        </m:r>
-        <m:r>
-          <m:t>π</m:t>
-        </m:r>
-      </m:oMath>
-      <w:r>
-        <w:t xml:space="preserve"> </w:t>
-      </w:r>
-      <w:r>
-        <w:t xml:space="preserve">equal to</w:t>
-      </w:r>
-      <w:r>
-        <w:t xml:space="preserve"> </w:t>
-      </w:r>
-      <m:oMath>
-        <m:r>
-          <m:t>360</m:t>
-        </m:r>
-      </m:oMath>
-      <w:r>
-        <w:t xml:space="preserve"> </w:t>
-      </w:r>
-      <w:r>
-        <w:t xml:space="preserve">degrees,</w:t>
-      </w:r>
-      <w:r>
-        <w:t xml:space="preserve"> </w:t>
-      </w:r>
-      <w:r>
-        <w:t xml:space="preserve">so</w:t>
-      </w:r>
-      <w:r>
-        <w:t xml:space="preserve"> </w:t>
-      </w:r>
-      <m:oMath>
-        <m:r>
-          <m:t>π</m:t>
-        </m:r>
-        <m:r>
-          <m:rPr>
-            <m:sty m:val="p"/>
-          </m:rPr>
-          <m:t>/</m:t>
-        </m:r>
-        <m:r>
-          <m:t>2</m:t>
-        </m:r>
-      </m:oMath>
-      <w:r>
-        <w:t xml:space="preserve"> </w:t>
-      </w:r>
-      <w:r>
-        <w:t xml:space="preserve">is</w:t>
-      </w:r>
-      <w:r>
-        <w:t xml:space="preserve"> </w:t>
-      </w:r>
-      <m:oMath>
-        <m:r>
-          <m:t>90</m:t>
-        </m:r>
-      </m:oMath>
-      <w:r>
-        <w:t xml:space="preserve"> </w:t>
-      </w:r>
-      <w:r>
-        <w:t xml:space="preserve">degrees and</w:t>
-      </w:r>
-      <w:r>
-        <w:t xml:space="preserve"> </w:t>
-      </w:r>
-      <m:oMath>
-        <m:r>
-          <m:t>π</m:t>
-        </m:r>
-        <m:r>
-          <m:rPr>
-            <m:sty m:val="p"/>
-          </m:rPr>
-          <m:t>/</m:t>
-        </m:r>
-        <m:r>
-          <m:t>4</m:t>
-        </m:r>
-      </m:oMath>
-      <w:r>
-        <w:t xml:space="preserve"> </w:t>
-      </w:r>
-      <w:r>
-        <w:t xml:space="preserve">is</w:t>
-      </w:r>
-      <w:r>
-        <w:t xml:space="preserve"> </w:t>
-      </w:r>
-      <m:oMath>
-        <m:r>
-          <m:t>45</m:t>
-        </m:r>
-      </m:oMath>
-      <w:r>
-        <w:t xml:space="preserve"> </w:t>
-      </w:r>
-      <w:r>
-        <w:t xml:space="preserve">degrees.</w:t>
-      </w:r>
-    </w:p>
-    <w:bookmarkEnd w:id="51"/>
-    <w:bookmarkStart w:id="52" w:name="def-angle"/>
-    <w:p>
-      <w:pPr>
-        <w:pStyle w:val="BodyText"/>
-      </w:pPr>
-      <w:r>
-        <w:rPr>
-          <w:b/>
-          <w:bCs/>
-        </w:rPr>
-        <w:t xml:space="preserve">Definition 8 (Angle between two vectors)</w:t>
+        <w:t xml:space="preserve">Definition 7 (Angle between two vectors)</w:t>
       </w:r>
       <w:r>
         <w:t xml:space="preserve"> </w:t>
@@ -34278,12 +33863,12 @@
       <w:r>
         <w:t xml:space="preserve">whose cosine (</w:t>
       </w:r>
-      <w:hyperlink w:anchor="def-cosine-sine">
+      <w:hyperlink r:id="rId50">
         <w:r>
           <w:rPr>
             <w:rStyle w:val="Hyperlink"/>
           </w:rPr>
-          <w:t xml:space="preserve">Definition 7</w:t>
+          <w:t xml:space="preserve">Definition 1 in Trigonometry</w:t>
         </w:r>
       </w:hyperlink>
       <w:r>
@@ -34413,7 +33998,7 @@
         </m:oMath>
       </m:oMathPara>
     </w:p>
-    <w:bookmarkEnd w:id="52"/>
+    <w:bookmarkEnd w:id="51"/>
     <w:bookmarkStart w:id="53" w:name="rem-angle-well-defined"/>
     <w:p>
       <w:pPr>
@@ -34625,7 +34210,18 @@
         <w:t xml:space="preserve"> </w:t>
       </w:r>
       <w:r>
-        <w:t xml:space="preserve">exactly once,</w:t>
+        <w:t xml:space="preserve">exactly once (</w:t>
+      </w:r>
+      <w:hyperlink r:id="rId52">
+        <w:r>
+          <w:rPr>
+            <w:rStyle w:val="Hyperlink"/>
+          </w:rPr>
+          <w:t xml:space="preserve">Theorem 2 in Trigonometry</w:t>
+        </w:r>
+      </w:hyperlink>
+      <w:r>
+        <w:t xml:space="preserve">),</w:t>
       </w:r>
       <w:r>
         <w:t xml:space="preserve"> </w:t>
@@ -34644,34 +34240,25 @@
       <w:r>
         <w:t xml:space="preserve">.</w:t>
       </w:r>
-      <w:r>
-        <w:t xml:space="preserve"> </w:t>
-      </w:r>
-      <w:r>
-        <w:t xml:space="preserve">The angle is</w:t>
-      </w:r>
-      <w:r>
-        <w:t xml:space="preserve"> </w:t>
-      </w:r>
-      <m:oMath>
-        <m:r>
-          <m:t>π</m:t>
-        </m:r>
-        <m:r>
-          <m:rPr>
-            <m:sty m:val="p"/>
-          </m:rPr>
-          <m:t>/</m:t>
-        </m:r>
-        <m:r>
-          <m:t>2</m:t>
-        </m:r>
-      </m:oMath>
-      <w:r>
-        <w:t xml:space="preserve"> </w:t>
-      </w:r>
-      <w:r>
-        <w:t xml:space="preserve">exactly when</w:t>
+    </w:p>
+    <w:bookmarkEnd w:id="53"/>
+    <w:bookmarkStart w:id="54" w:name="cor-right-angle-orthogonal"/>
+    <w:p>
+      <w:pPr>
+        <w:pStyle w:val="BodyText"/>
+      </w:pPr>
+      <w:r>
+        <w:rPr>
+          <w:b/>
+          <w:bCs/>
+        </w:rPr>
+        <w:t xml:space="preserve">Corollary 1 (A right angle means orthogonal)</w:t>
+      </w:r>
+      <w:r>
+        <w:t xml:space="preserve"> </w:t>
+      </w:r>
+      <w:r>
+        <w:t xml:space="preserve">For nonzero vectors</w:t>
       </w:r>
       <w:r>
         <w:t xml:space="preserve"> </w:t>
@@ -34691,7 +34278,7 @@
           <m:rPr>
             <m:sty m:val="p"/>
           </m:rPr>
-          <m:t>⋅</m:t>
+          <m:t>,</m:t>
         </m:r>
         <m:acc>
           <m:accPr>
@@ -34707,18 +34294,150 @@
           <m:rPr>
             <m:sty m:val="p"/>
           </m:rPr>
-          <m:t>=</m:t>
-        </m:r>
-        <m:r>
-          <m:t>0</m:t>
-        </m:r>
+          <m:t>∈</m:t>
+        </m:r>
+        <m:sSup>
+          <m:e>
+            <m:r>
+              <m:rPr>
+                <m:scr m:val="double-struck"/>
+                <m:sty m:val="p"/>
+              </m:rPr>
+              <m:t>R</m:t>
+            </m:r>
+          </m:e>
+          <m:sup>
+            <m:r>
+              <m:t>p</m:t>
+            </m:r>
+          </m:sup>
+        </m:sSup>
       </m:oMath>
       <w:r>
-        <w:t xml:space="preserve">,</w:t>
-      </w:r>
-      <w:r>
-        <w:t xml:space="preserve"> </w:t>
-      </w:r>
+        <w:t xml:space="preserve"> </w:t>
+      </w:r>
+      <w:r>
+        <w:t xml:space="preserve">with angle</w:t>
+      </w:r>
+      <w:r>
+        <w:t xml:space="preserve"> </w:t>
+      </w:r>
+      <m:oMath>
+        <m:r>
+          <m:t>θ</m:t>
+        </m:r>
+      </m:oMath>
+      <w:r>
+        <w:t xml:space="preserve"> </w:t>
+      </w:r>
+      <w:r>
+        <w:t xml:space="preserve">(</w:t>
+      </w:r>
+      <w:hyperlink w:anchor="def-angle">
+        <w:r>
+          <w:rPr>
+            <w:rStyle w:val="Hyperlink"/>
+          </w:rPr>
+          <w:t xml:space="preserve">Definition 7</w:t>
+        </w:r>
+      </w:hyperlink>
+      <w:r>
+        <w:t xml:space="preserve">),</w:t>
+      </w:r>
+    </w:p>
+    <w:p>
+      <w:pPr>
+        <w:pStyle w:val="BodyText"/>
+      </w:pPr>
+      <m:oMathPara>
+        <m:oMathParaPr>
+          <m:jc m:val="center"/>
+        </m:oMathParaPr>
+        <m:oMath>
+          <m:r>
+            <m:t>θ</m:t>
+          </m:r>
+          <m:r>
+            <m:rPr>
+              <m:sty m:val="p"/>
+            </m:rPr>
+            <m:t>=</m:t>
+          </m:r>
+          <m:f>
+            <m:fPr>
+              <m:type m:val="bar"/>
+            </m:fPr>
+            <m:num>
+              <m:r>
+                <m:t>π</m:t>
+              </m:r>
+            </m:num>
+            <m:den>
+              <m:r>
+                <m:t>2</m:t>
+              </m:r>
+            </m:den>
+          </m:f>
+          <m:r>
+            <m:t> </m:t>
+          </m:r>
+          <m:r>
+            <m:rPr>
+              <m:sty m:val="p"/>
+            </m:rPr>
+            <m:t>⇔</m:t>
+          </m:r>
+          <m:r>
+            <m:t> </m:t>
+          </m:r>
+          <m:acc>
+            <m:accPr>
+              <m:chr m:val="̃"/>
+            </m:accPr>
+            <m:e>
+              <m:r>
+                <m:t>x</m:t>
+              </m:r>
+            </m:e>
+          </m:acc>
+          <m:r>
+            <m:rPr>
+              <m:sty m:val="p"/>
+            </m:rPr>
+            <m:t>⋅</m:t>
+          </m:r>
+          <m:acc>
+            <m:accPr>
+              <m:chr m:val="̃"/>
+            </m:accPr>
+            <m:e>
+              <m:r>
+                <m:t>y</m:t>
+              </m:r>
+            </m:e>
+          </m:acc>
+          <m:r>
+            <m:rPr>
+              <m:sty m:val="p"/>
+            </m:rPr>
+            <m:t>=</m:t>
+          </m:r>
+          <m:r>
+            <m:t>0</m:t>
+          </m:r>
+          <m:r>
+            <m:rPr>
+              <m:sty m:val="p"/>
+            </m:rPr>
+            <m:t>,</m:t>
+          </m:r>
+        </m:oMath>
+      </m:oMathPara>
+    </w:p>
+    <w:p>
+      <w:pPr>
+        <w:pStyle w:val="FirstParagraph"/>
+      </w:pPr>
       <w:r>
         <w:t xml:space="preserve">so for nonzero vectors, orthogonal (</w:t>
       </w:r>
@@ -34734,18 +34453,269 @@
         <w:t xml:space="preserve">) means at a right angle.</w:t>
       </w:r>
     </w:p>
-    <w:bookmarkEnd w:id="53"/>
-    <w:bookmarkStart w:id="54" w:name="exm-angle"/>
+    <w:bookmarkEnd w:id="54"/>
     <w:p>
       <w:pPr>
         <w:pStyle w:val="BodyText"/>
       </w:pPr>
       <w:r>
         <w:rPr>
+          <w:i/>
+          <w:iCs/>
+        </w:rPr>
+        <w:t xml:space="preserve">Proof</w:t>
+      </w:r>
+      <w:r>
+        <w:t xml:space="preserve">. </w:t>
+      </w:r>
+      <w:r>
+        <w:t xml:space="preserve">Since</w:t>
+      </w:r>
+      <w:r>
+        <w:t xml:space="preserve"> </w:t>
+      </w:r>
+      <m:oMath>
+        <m:r>
+          <m:t>​</m:t>
+        </m:r>
+        <m:d>
+          <m:dPr>
+            <m:begChr m:val="∥"/>
+            <m:sepChr m:val=""/>
+            <m:endChr m:val="∥"/>
+            <m:grow/>
+          </m:dPr>
+          <m:e>
+            <m:acc>
+              <m:accPr>
+                <m:chr m:val="̃"/>
+              </m:accPr>
+              <m:e>
+                <m:r>
+                  <m:t>x</m:t>
+                </m:r>
+              </m:e>
+            </m:acc>
+          </m:e>
+        </m:d>
+        <m:r>
+          <m:t>​</m:t>
+        </m:r>
+        <m:r>
+          <m:t> </m:t>
+        </m:r>
+        <m:r>
+          <m:t>​</m:t>
+        </m:r>
+        <m:d>
+          <m:dPr>
+            <m:begChr m:val="∥"/>
+            <m:sepChr m:val=""/>
+            <m:endChr m:val="∥"/>
+            <m:grow/>
+          </m:dPr>
+          <m:e>
+            <m:acc>
+              <m:accPr>
+                <m:chr m:val="̃"/>
+              </m:accPr>
+              <m:e>
+                <m:r>
+                  <m:t>y</m:t>
+                </m:r>
+              </m:e>
+            </m:acc>
+          </m:e>
+        </m:d>
+        <m:r>
+          <m:t>​</m:t>
+        </m:r>
+        <m:r>
+          <m:rPr>
+            <m:sty m:val="p"/>
+          </m:rPr>
+          <m:t>&gt;</m:t>
+        </m:r>
+        <m:r>
+          <m:t>0</m:t>
+        </m:r>
+      </m:oMath>
+      <w:r>
+        <w:t xml:space="preserve"> </w:t>
+      </w:r>
+      <w:r>
+        <w:t xml:space="preserve">(</w:t>
+      </w:r>
+      <w:hyperlink w:anchor="thm-norm-properties">
+        <w:r>
+          <w:rPr>
+            <w:rStyle w:val="Hyperlink"/>
+          </w:rPr>
+          <w:t xml:space="preserve">Theorem 1</w:t>
+        </w:r>
+      </w:hyperlink>
+      <w:r>
+        <w:t xml:space="preserve">),</w:t>
+      </w:r>
+      <w:r>
+        <w:t xml:space="preserve"> </w:t>
+      </w:r>
+      <m:oMath>
+        <m:r>
+          <m:rPr>
+            <m:sty m:val="p"/>
+          </m:rPr>
+          <m:t>cos</m:t>
+        </m:r>
+        <m:r>
+          <m:t>θ</m:t>
+        </m:r>
+        <m:r>
+          <m:rPr>
+            <m:sty m:val="p"/>
+          </m:rPr>
+          <m:t>=</m:t>
+        </m:r>
+        <m:r>
+          <m:t>0</m:t>
+        </m:r>
+      </m:oMath>
+      <w:r>
+        <w:t xml:space="preserve"> </w:t>
+      </w:r>
+      <w:r>
+        <w:t xml:space="preserve">exactly when</w:t>
+      </w:r>
+      <w:r>
+        <w:t xml:space="preserve"> </w:t>
+      </w:r>
+      <m:oMath>
+        <m:acc>
+          <m:accPr>
+            <m:chr m:val="̃"/>
+          </m:accPr>
+          <m:e>
+            <m:r>
+              <m:t>x</m:t>
+            </m:r>
+          </m:e>
+        </m:acc>
+        <m:r>
+          <m:rPr>
+            <m:sty m:val="p"/>
+          </m:rPr>
+          <m:t>⋅</m:t>
+        </m:r>
+        <m:acc>
+          <m:accPr>
+            <m:chr m:val="̃"/>
+          </m:accPr>
+          <m:e>
+            <m:r>
+              <m:t>y</m:t>
+            </m:r>
+          </m:e>
+        </m:acc>
+        <m:r>
+          <m:rPr>
+            <m:sty m:val="p"/>
+          </m:rPr>
+          <m:t>=</m:t>
+        </m:r>
+        <m:r>
+          <m:t>0</m:t>
+        </m:r>
+      </m:oMath>
+      <w:r>
+        <w:t xml:space="preserve">.</w:t>
+      </w:r>
+      <w:r>
+        <w:t xml:space="preserve"> </w:t>
+      </w:r>
+      <w:r>
+        <w:t xml:space="preserve">On</w:t>
+      </w:r>
+      <w:r>
+        <w:t xml:space="preserve"> </w:t>
+      </w:r>
+      <m:oMath>
+        <m:r>
+          <m:rPr>
+            <m:sty m:val="p"/>
+          </m:rPr>
+          <m:t>[</m:t>
+        </m:r>
+        <m:r>
+          <m:t>0</m:t>
+        </m:r>
+        <m:r>
+          <m:rPr>
+            <m:sty m:val="p"/>
+          </m:rPr>
+          <m:t>,</m:t>
+        </m:r>
+        <m:r>
+          <m:t>π</m:t>
+        </m:r>
+        <m:r>
+          <m:rPr>
+            <m:sty m:val="p"/>
+          </m:rPr>
+          <m:t>]</m:t>
+        </m:r>
+      </m:oMath>
+      <w:r>
+        <w:t xml:space="preserve">,</w:t>
+      </w:r>
+      <w:r>
+        <w:t xml:space="preserve"> </w:t>
+      </w:r>
+      <m:oMath>
+        <m:r>
+          <m:rPr>
+            <m:sty m:val="p"/>
+          </m:rPr>
+          <m:t>cos</m:t>
+        </m:r>
+      </m:oMath>
+      <w:r>
+        <w:t xml:space="preserve"> </w:t>
+      </w:r>
+      <w:r>
+        <w:t xml:space="preserve">vanishes only at</w:t>
+      </w:r>
+      <w:r>
+        <w:t xml:space="preserve"> </w:t>
+      </w:r>
+      <m:oMath>
+        <m:r>
+          <m:t>π</m:t>
+        </m:r>
+        <m:r>
+          <m:rPr>
+            <m:sty m:val="p"/>
+          </m:rPr>
+          <m:t>/</m:t>
+        </m:r>
+        <m:r>
+          <m:t>2</m:t>
+        </m:r>
+      </m:oMath>
+      <w:r>
+        <w:t xml:space="preserve">.</w:t>
+      </w:r>
+    </w:p>
+    <w:bookmarkStart w:id="55" w:name="exm-angle"/>
+    <w:p>
+      <w:pPr>
+        <w:pStyle w:val="BodyText"/>
+      </w:pPr>
+      <w:r>
+        <w:rPr>
           <w:b/>
           <w:bCs/>
         </w:rPr>
-        <w:t xml:space="preserve">Example 14 (Some angles in the plane)</w:t>
+        <w:t xml:space="preserve">Example 13 (Some angles in the plane)</w:t>
       </w:r>
       <w:r>
         <w:t xml:space="preserve"> </w:t>
@@ -34758,7 +34728,7 @@
       <w:pPr>
         <w:numPr>
           <w:ilvl w:val="0"/>
-          <w:numId w:val="1017"/>
+          <w:numId w:val="1016"/>
         </w:numPr>
       </w:pPr>
       <m:oMath>
@@ -34914,7 +34884,7 @@
       <w:pPr>
         <w:numPr>
           <w:ilvl w:val="0"/>
-          <w:numId w:val="1017"/>
+          <w:numId w:val="1016"/>
         </w:numPr>
       </w:pPr>
       <m:oMath>
@@ -35138,7 +35108,7 @@
       <w:pPr>
         <w:numPr>
           <w:ilvl w:val="0"/>
-          <w:numId w:val="1017"/>
+          <w:numId w:val="1016"/>
         </w:numPr>
       </w:pPr>
       <m:oMath>
@@ -35337,7 +35307,7 @@
       <w:pPr>
         <w:numPr>
           <w:ilvl w:val="0"/>
-          <w:numId w:val="1017"/>
+          <w:numId w:val="1016"/>
         </w:numPr>
       </w:pPr>
       <m:oMath>
@@ -35440,8 +35410,8 @@
         <w:t xml:space="preserve">.</w:t>
       </w:r>
     </w:p>
-    <w:bookmarkEnd w:id="54"/>
-    <w:bookmarkStart w:id="55" w:name="def-cosine-similarity"/>
+    <w:bookmarkEnd w:id="55"/>
+    <w:bookmarkStart w:id="56" w:name="def-cosine-similarity"/>
     <w:p>
       <w:pPr>
         <w:pStyle w:val="FirstParagraph"/>
@@ -35451,7 +35421,7 @@
           <w:b/>
           <w:bCs/>
         </w:rPr>
-        <w:t xml:space="preserve">Definition 9 (Cosine similarity)</w:t>
+        <w:t xml:space="preserve">Definition 8 (Cosine similarity)</w:t>
       </w:r>
       <w:r>
         <w:t xml:space="preserve"> </w:t>
@@ -35712,8 +35682,8 @@
         </m:oMath>
       </m:oMathPara>
     </w:p>
-    <w:bookmarkEnd w:id="55"/>
-    <w:bookmarkStart w:id="56" w:name="exm-cosine-similarity"/>
+    <w:bookmarkEnd w:id="56"/>
+    <w:bookmarkStart w:id="57" w:name="exm-cosine-similarity"/>
     <w:p>
       <w:pPr>
         <w:pStyle w:val="FirstParagraph"/>
@@ -35723,7 +35693,7 @@
           <w:b/>
           <w:bCs/>
         </w:rPr>
-        <w:t xml:space="preserve">Example 15 (Cosine similarity of parallel, orthogonal, and arbitrary vectors)</w:t>
+        <w:t xml:space="preserve">Example 14 (Cosine similarity of parallel, orthogonal, and arbitrary vectors)</w:t>
       </w:r>
       <w:r>
         <w:t xml:space="preserve"> </w:t>
@@ -35760,7 +35730,7 @@
       <w:pPr>
         <w:numPr>
           <w:ilvl w:val="0"/>
-          <w:numId w:val="1018"/>
+          <w:numId w:val="1017"/>
         </w:numPr>
       </w:pPr>
       <w:r>
@@ -36031,7 +36001,7 @@
       <w:pPr>
         <w:numPr>
           <w:ilvl w:val="0"/>
-          <w:numId w:val="1018"/>
+          <w:numId w:val="1017"/>
         </w:numPr>
       </w:pPr>
       <w:r>
@@ -36314,7 +36284,7 @@
       <w:pPr>
         <w:numPr>
           <w:ilvl w:val="0"/>
-          <w:numId w:val="1018"/>
+          <w:numId w:val="1017"/>
         </w:numPr>
       </w:pPr>
       <w:r>
@@ -36782,8 +36752,8 @@
         <w:t xml:space="preserve">.</w:t>
       </w:r>
     </w:p>
-    <w:bookmarkEnd w:id="56"/>
-    <w:bookmarkStart w:id="57" w:name="cor-cosine-similarity-angle"/>
+    <w:bookmarkEnd w:id="57"/>
+    <w:bookmarkStart w:id="58" w:name="cor-cosine-similarity-angle"/>
     <w:p>
       <w:pPr>
         <w:pStyle w:val="BodyText"/>
@@ -36793,7 +36763,7 @@
           <w:b/>
           <w:bCs/>
         </w:rPr>
-        <w:t xml:space="preserve">Corollary 1 (Cosine similarity is the cosine of the angle)</w:t>
+        <w:t xml:space="preserve">Corollary 2 (Cosine similarity is the cosine of the angle)</w:t>
       </w:r>
       <w:r>
         <w:t xml:space="preserve"> </w:t>
@@ -36879,7 +36849,7 @@
           <w:rPr>
             <w:rStyle w:val="Hyperlink"/>
           </w:rPr>
-          <w:t xml:space="preserve">Definition 8</w:t>
+          <w:t xml:space="preserve">Definition 7</w:t>
         </w:r>
       </w:hyperlink>
       <w:r>
@@ -36963,7 +36933,7 @@
         </m:oMath>
       </m:oMathPara>
     </w:p>
-    <w:bookmarkEnd w:id="57"/>
+    <w:bookmarkEnd w:id="58"/>
     <w:p>
       <w:pPr>
         <w:pStyle w:val="FirstParagraph"/>
@@ -36985,6 +36955,43 @@
         <w:t xml:space="preserve"> </w:t>
       </w:r>
       <w:hyperlink w:anchor="def-angle">
+        <w:r>
+          <w:rPr>
+            <w:rStyle w:val="Hyperlink"/>
+          </w:rPr>
+          <w:t xml:space="preserve">Definition 7</w:t>
+        </w:r>
+      </w:hyperlink>
+      <w:r>
+        <w:t xml:space="preserve"> </w:t>
+      </w:r>
+      <w:r>
+        <w:t xml:space="preserve">sets equal to</w:t>
+      </w:r>
+      <w:r>
+        <w:t xml:space="preserve"> </w:t>
+      </w:r>
+      <m:oMath>
+        <m:r>
+          <m:rPr>
+            <m:sty m:val="p"/>
+          </m:rPr>
+          <m:t>cos</m:t>
+        </m:r>
+        <m:r>
+          <m:t>θ</m:t>
+        </m:r>
+      </m:oMath>
+      <w:r>
+        <w:t xml:space="preserve"> </w:t>
+      </w:r>
+      <w:r>
+        <w:t xml:space="preserve">is the ratio that</w:t>
+      </w:r>
+      <w:r>
+        <w:t xml:space="preserve"> </w:t>
+      </w:r>
+      <w:hyperlink w:anchor="def-cosine-similarity">
         <w:r>
           <w:rPr>
             <w:rStyle w:val="Hyperlink"/>
@@ -36996,43 +37003,6 @@
         <w:t xml:space="preserve"> </w:t>
       </w:r>
       <w:r>
-        <w:t xml:space="preserve">sets equal to</w:t>
-      </w:r>
-      <w:r>
-        <w:t xml:space="preserve"> </w:t>
-      </w:r>
-      <m:oMath>
-        <m:r>
-          <m:rPr>
-            <m:sty m:val="p"/>
-          </m:rPr>
-          <m:t>cos</m:t>
-        </m:r>
-        <m:r>
-          <m:t>θ</m:t>
-        </m:r>
-      </m:oMath>
-      <w:r>
-        <w:t xml:space="preserve"> </w:t>
-      </w:r>
-      <w:r>
-        <w:t xml:space="preserve">is the ratio that</w:t>
-      </w:r>
-      <w:r>
-        <w:t xml:space="preserve"> </w:t>
-      </w:r>
-      <w:hyperlink w:anchor="def-cosine-similarity">
-        <w:r>
-          <w:rPr>
-            <w:rStyle w:val="Hyperlink"/>
-          </w:rPr>
-          <w:t xml:space="preserve">Definition 9</w:t>
-        </w:r>
-      </w:hyperlink>
-      <w:r>
-        <w:t xml:space="preserve"> </w:t>
-      </w:r>
-      <w:r>
         <w:t xml:space="preserve">defines as</w:t>
       </w:r>
       <w:r>
@@ -37088,7 +37058,7 @@
         <w:t xml:space="preserve">.</w:t>
       </w:r>
     </w:p>
-    <w:bookmarkStart w:id="58" w:name="X64c41f557e7f698c947bb0d906d626137043d1e"/>
+    <w:bookmarkStart w:id="59" w:name="X64c41f557e7f698c947bb0d906d626137043d1e"/>
     <w:p>
       <w:pPr>
         <w:pStyle w:val="BodyText"/>
@@ -37098,7 +37068,7 @@
           <w:b/>
           <w:bCs/>
         </w:rPr>
-        <w:t xml:space="preserve">Definition 10 (Cosine similarity in an inner product space)</w:t>
+        <w:t xml:space="preserve">Definition 9 (Cosine similarity in an inner product space)</w:t>
       </w:r>
       <w:r>
         <w:t xml:space="preserve"> </w:t>
@@ -37384,8 +37354,527 @@
         </m:oMath>
       </m:oMathPara>
     </w:p>
-    <w:bookmarkEnd w:id="58"/>
-    <w:bookmarkStart w:id="60" w:name="thm-pearson-cosine-centered"/>
+    <w:bookmarkEnd w:id="59"/>
+    <w:bookmarkStart w:id="60" w:name="cor-cosine-similarity-unit-vectors"/>
+    <w:p>
+      <w:pPr>
+        <w:pStyle w:val="FirstParagraph"/>
+      </w:pPr>
+      <w:ins w:id="120" w:author="PR Preview" w:date="2026-01-01T00:00:00Z">
+        <w:r>
+          <w:rPr>
+            <w:b/>
+            <w:bCs/>
+          </w:rPr>
+          <w:t xml:space="preserve">Corollary 3 (Cosine similarity of unit vectors is their inner product)</w:t>
+        </w:r>
+      </w:ins>
+      <w:ins w:id="121" w:author="PR Preview" w:date="2026-01-01T00:00:00Z">
+        <w:r>
+          <w:t xml:space="preserve"> </w:t>
+        </w:r>
+      </w:ins>
+      <w:ins w:id="122" w:author="PR Preview" w:date="2026-01-01T00:00:00Z">
+        <w:r>
+          <w:t xml:space="preserve">In a real inner product space (</w:t>
+        </w:r>
+      </w:ins>
+      <w:hyperlink w:anchor="def-inner-product-space">
+        <w:ins w:id="123" w:author="PR Preview" w:date="2026-01-01T00:00:00Z">
+          <w:r>
+            <w:rPr>
+              <w:rStyle w:val="Hyperlink"/>
+            </w:rPr>
+            <w:t xml:space="preserve">Definition 2</w:t>
+          </w:r>
+        </w:ins>
+      </w:hyperlink>
+      <w:ins w:id="124" w:author="PR Preview" w:date="2026-01-01T00:00:00Z">
+        <w:r>
+          <w:t xml:space="preserve">),</w:t>
+        </w:r>
+      </w:ins>
+      <w:ins w:id="125" w:author="PR Preview" w:date="2026-01-01T00:00:00Z">
+        <w:r>
+          <w:t xml:space="preserve"> </w:t>
+        </w:r>
+      </w:ins>
+      <w:ins w:id="126" w:author="PR Preview" w:date="2026-01-01T00:00:00Z">
+        <w:r>
+          <w:t xml:space="preserve">for all vectors</w:t>
+        </w:r>
+      </w:ins>
+      <w:ins w:id="127" w:author="PR Preview" w:date="2026-01-01T00:00:00Z">
+        <w:r>
+          <w:t xml:space="preserve"> </w:t>
+        </w:r>
+      </w:ins>
+      <m:oMath>
+        <m:acc>
+          <m:accPr>
+            <m:chr m:val="̃"/>
+          </m:accPr>
+          <m:e>
+            <m:r>
+              <m:t>x</m:t>
+            </m:r>
+          </m:e>
+        </m:acc>
+      </m:oMath>
+      <w:ins w:id="128" w:author="PR Preview" w:date="2026-01-01T00:00:00Z">
+        <w:r>
+          <w:t xml:space="preserve"> </w:t>
+        </w:r>
+      </w:ins>
+      <w:ins w:id="129" w:author="PR Preview" w:date="2026-01-01T00:00:00Z">
+        <w:r>
+          <w:t xml:space="preserve">and</w:t>
+        </w:r>
+      </w:ins>
+      <w:ins w:id="130" w:author="PR Preview" w:date="2026-01-01T00:00:00Z">
+        <w:r>
+          <w:t xml:space="preserve"> </w:t>
+        </w:r>
+      </w:ins>
+      <m:oMath>
+        <m:acc>
+          <m:accPr>
+            <m:chr m:val="̃"/>
+          </m:accPr>
+          <m:e>
+            <m:r>
+              <m:t>y</m:t>
+            </m:r>
+          </m:e>
+        </m:acc>
+      </m:oMath>
+      <w:ins w:id="131" w:author="PR Preview" w:date="2026-01-01T00:00:00Z">
+        <w:r>
+          <w:t xml:space="preserve"> </w:t>
+        </w:r>
+      </w:ins>
+      <w:ins w:id="132" w:author="PR Preview" w:date="2026-01-01T00:00:00Z">
+        <w:r>
+          <w:t xml:space="preserve">with</w:t>
+        </w:r>
+      </w:ins>
+      <w:ins w:id="133" w:author="PR Preview" w:date="2026-01-01T00:00:00Z">
+        <w:r>
+          <w:t xml:space="preserve"> </w:t>
+        </w:r>
+      </w:ins>
+      <m:oMath>
+        <m:r>
+          <m:t>​</m:t>
+        </m:r>
+        <m:d>
+          <m:dPr>
+            <m:begChr m:val="∥"/>
+            <m:sepChr m:val=""/>
+            <m:endChr m:val="∥"/>
+            <m:grow/>
+          </m:dPr>
+          <m:e>
+            <m:acc>
+              <m:accPr>
+                <m:chr m:val="̃"/>
+              </m:accPr>
+              <m:e>
+                <m:r>
+                  <m:t>x</m:t>
+                </m:r>
+              </m:e>
+            </m:acc>
+          </m:e>
+        </m:d>
+        <m:r>
+          <m:t>​</m:t>
+        </m:r>
+        <m:r>
+          <m:rPr>
+            <m:sty m:val="p"/>
+          </m:rPr>
+          <m:t>=</m:t>
+        </m:r>
+        <m:r>
+          <m:t>​</m:t>
+        </m:r>
+        <m:d>
+          <m:dPr>
+            <m:begChr m:val="∥"/>
+            <m:sepChr m:val=""/>
+            <m:endChr m:val="∥"/>
+            <m:grow/>
+          </m:dPr>
+          <m:e>
+            <m:acc>
+              <m:accPr>
+                <m:chr m:val="̃"/>
+              </m:accPr>
+              <m:e>
+                <m:r>
+                  <m:t>y</m:t>
+                </m:r>
+              </m:e>
+            </m:acc>
+          </m:e>
+        </m:d>
+        <m:r>
+          <m:t>​</m:t>
+        </m:r>
+        <m:r>
+          <m:rPr>
+            <m:sty m:val="p"/>
+          </m:rPr>
+          <m:t>=</m:t>
+        </m:r>
+        <m:r>
+          <m:t>1</m:t>
+        </m:r>
+      </m:oMath>
+      <w:ins w:id="134" w:author="PR Preview" w:date="2026-01-01T00:00:00Z">
+        <w:r>
+          <w:t xml:space="preserve">,</w:t>
+        </w:r>
+      </w:ins>
+    </w:p>
+    <w:p>
+      <w:pPr>
+        <w:pStyle w:val="BodyText"/>
+      </w:pPr>
+      <m:oMathPara>
+        <m:oMathParaPr>
+          <m:jc m:val="center"/>
+        </m:oMathParaPr>
+        <m:oMath>
+          <m:r>
+            <m:rPr>
+              <m:sty m:val="p"/>
+            </m:rPr>
+            <m:t>cossim</m:t>
+          </m:r>
+          <m:r>
+            <m:rPr>
+              <m:sty m:val="p"/>
+            </m:rPr>
+            <m:t>(</m:t>
+          </m:r>
+          <m:acc>
+            <m:accPr>
+              <m:chr m:val="̃"/>
+            </m:accPr>
+            <m:e>
+              <m:r>
+                <m:t>x</m:t>
+              </m:r>
+            </m:e>
+          </m:acc>
+          <m:r>
+            <m:rPr>
+              <m:sty m:val="p"/>
+            </m:rPr>
+            <m:t>,</m:t>
+          </m:r>
+          <m:acc>
+            <m:accPr>
+              <m:chr m:val="̃"/>
+            </m:accPr>
+            <m:e>
+              <m:r>
+                <m:t>y</m:t>
+              </m:r>
+            </m:e>
+          </m:acc>
+          <m:r>
+            <m:rPr>
+              <m:sty m:val="p"/>
+            </m:rPr>
+            <m:t>)</m:t>
+          </m:r>
+          <m:r>
+            <m:rPr>
+              <m:sty m:val="p"/>
+            </m:rPr>
+            <m:t>=</m:t>
+          </m:r>
+          <m:d>
+            <m:dPr>
+              <m:begChr m:val="⟨"/>
+              <m:sepChr m:val=""/>
+              <m:endChr m:val="⟩"/>
+              <m:grow/>
+            </m:dPr>
+            <m:e>
+              <m:acc>
+                <m:accPr>
+                  <m:chr m:val="̃"/>
+                </m:accPr>
+                <m:e>
+                  <m:r>
+                    <m:t>x</m:t>
+                  </m:r>
+                </m:e>
+              </m:acc>
+              <m:r>
+                <m:rPr>
+                  <m:sty m:val="p"/>
+                </m:rPr>
+                <m:t>,</m:t>
+              </m:r>
+              <m:acc>
+                <m:accPr>
+                  <m:chr m:val="̃"/>
+                </m:accPr>
+                <m:e>
+                  <m:r>
+                    <m:t>y</m:t>
+                  </m:r>
+                </m:e>
+              </m:acc>
+            </m:e>
+          </m:d>
+          <m:r>
+            <m:rPr>
+              <m:sty m:val="p"/>
+            </m:rPr>
+            <m:t>.</m:t>
+          </m:r>
+        </m:oMath>
+      </m:oMathPara>
+    </w:p>
+    <w:bookmarkEnd w:id="60"/>
+    <w:p>
+      <w:pPr>
+        <w:pStyle w:val="FirstParagraph"/>
+      </w:pPr>
+      <w:ins w:id="135" w:author="PR Preview" w:date="2026-01-01T00:00:00Z">
+        <w:r>
+          <w:rPr>
+            <w:i/>
+            <w:iCs/>
+          </w:rPr>
+          <w:t xml:space="preserve">Proof</w:t>
+        </w:r>
+      </w:ins>
+      <w:ins w:id="136" w:author="PR Preview" w:date="2026-01-01T00:00:00Z">
+        <w:r>
+          <w:t xml:space="preserve">. </w:t>
+        </w:r>
+      </w:ins>
+      <w:ins w:id="137" w:author="PR Preview" w:date="2026-01-01T00:00:00Z">
+        <w:r>
+          <w:t xml:space="preserve">Both norms in the denominator of</w:t>
+        </w:r>
+      </w:ins>
+      <w:ins w:id="138" w:author="PR Preview" w:date="2026-01-01T00:00:00Z">
+        <w:r>
+          <w:t xml:space="preserve"> </w:t>
+        </w:r>
+      </w:ins>
+      <w:hyperlink w:anchor="X64c41f557e7f698c947bb0d906d626137043d1e">
+        <w:ins w:id="139" w:author="PR Preview" w:date="2026-01-01T00:00:00Z">
+          <w:r>
+            <w:rPr>
+              <w:rStyle w:val="Hyperlink"/>
+            </w:rPr>
+            <w:t xml:space="preserve">Definition 9</w:t>
+          </w:r>
+        </w:ins>
+      </w:hyperlink>
+      <w:ins w:id="140" w:author="PR Preview" w:date="2026-01-01T00:00:00Z">
+        <w:r>
+          <w:t xml:space="preserve"> </w:t>
+        </w:r>
+      </w:ins>
+      <w:ins w:id="141" w:author="PR Preview" w:date="2026-01-01T00:00:00Z">
+        <w:r>
+          <w:t xml:space="preserve">equal</w:t>
+        </w:r>
+      </w:ins>
+      <w:ins w:id="142" w:author="PR Preview" w:date="2026-01-01T00:00:00Z">
+        <w:r>
+          <w:t xml:space="preserve"> </w:t>
+        </w:r>
+      </w:ins>
+      <m:oMath>
+        <m:r>
+          <m:t>1</m:t>
+        </m:r>
+      </m:oMath>
+      <w:ins w:id="143" w:author="PR Preview" w:date="2026-01-01T00:00:00Z">
+        <w:r>
+          <w:t xml:space="preserve">, so</w:t>
+        </w:r>
+      </w:ins>
+    </w:p>
+    <w:p>
+      <w:pPr>
+        <w:pStyle w:val="BodyText"/>
+      </w:pPr>
+      <m:oMathPara>
+        <m:oMathParaPr>
+          <m:jc m:val="center"/>
+        </m:oMathParaPr>
+        <m:oMath>
+          <m:r>
+            <m:rPr>
+              <m:sty m:val="p"/>
+            </m:rPr>
+            <m:t>cossim</m:t>
+          </m:r>
+          <m:r>
+            <m:rPr>
+              <m:sty m:val="p"/>
+            </m:rPr>
+            <m:t>(</m:t>
+          </m:r>
+          <m:acc>
+            <m:accPr>
+              <m:chr m:val="̃"/>
+            </m:accPr>
+            <m:e>
+              <m:r>
+                <m:t>x</m:t>
+              </m:r>
+            </m:e>
+          </m:acc>
+          <m:r>
+            <m:rPr>
+              <m:sty m:val="p"/>
+            </m:rPr>
+            <m:t>,</m:t>
+          </m:r>
+          <m:acc>
+            <m:accPr>
+              <m:chr m:val="̃"/>
+            </m:accPr>
+            <m:e>
+              <m:r>
+                <m:t>y</m:t>
+              </m:r>
+            </m:e>
+          </m:acc>
+          <m:r>
+            <m:rPr>
+              <m:sty m:val="p"/>
+            </m:rPr>
+            <m:t>)</m:t>
+          </m:r>
+          <m:r>
+            <m:rPr>
+              <m:sty m:val="p"/>
+            </m:rPr>
+            <m:t>=</m:t>
+          </m:r>
+          <m:f>
+            <m:fPr>
+              <m:type m:val="bar"/>
+            </m:fPr>
+            <m:num>
+              <m:d>
+                <m:dPr>
+                  <m:begChr m:val="⟨"/>
+                  <m:sepChr m:val=""/>
+                  <m:endChr m:val="⟩"/>
+                  <m:grow/>
+                </m:dPr>
+                <m:e>
+                  <m:acc>
+                    <m:accPr>
+                      <m:chr m:val="̃"/>
+                    </m:accPr>
+                    <m:e>
+                      <m:r>
+                        <m:t>x</m:t>
+                      </m:r>
+                    </m:e>
+                  </m:acc>
+                  <m:r>
+                    <m:rPr>
+                      <m:sty m:val="p"/>
+                    </m:rPr>
+                    <m:t>,</m:t>
+                  </m:r>
+                  <m:acc>
+                    <m:accPr>
+                      <m:chr m:val="̃"/>
+                    </m:accPr>
+                    <m:e>
+                      <m:r>
+                        <m:t>y</m:t>
+                      </m:r>
+                    </m:e>
+                  </m:acc>
+                </m:e>
+              </m:d>
+            </m:num>
+            <m:den>
+              <m:r>
+                <m:t>1</m:t>
+              </m:r>
+              <m:r>
+                <m:rPr>
+                  <m:sty m:val="p"/>
+                </m:rPr>
+                <m:t>⋅</m:t>
+              </m:r>
+              <m:r>
+                <m:t>1</m:t>
+              </m:r>
+            </m:den>
+          </m:f>
+          <m:r>
+            <m:rPr>
+              <m:sty m:val="p"/>
+            </m:rPr>
+            <m:t>=</m:t>
+          </m:r>
+          <m:d>
+            <m:dPr>
+              <m:begChr m:val="⟨"/>
+              <m:sepChr m:val=""/>
+              <m:endChr m:val="⟩"/>
+              <m:grow/>
+            </m:dPr>
+            <m:e>
+              <m:acc>
+                <m:accPr>
+                  <m:chr m:val="̃"/>
+                </m:accPr>
+                <m:e>
+                  <m:r>
+                    <m:t>x</m:t>
+                  </m:r>
+                </m:e>
+              </m:acc>
+              <m:r>
+                <m:rPr>
+                  <m:sty m:val="p"/>
+                </m:rPr>
+                <m:t>,</m:t>
+              </m:r>
+              <m:acc>
+                <m:accPr>
+                  <m:chr m:val="̃"/>
+                </m:accPr>
+                <m:e>
+                  <m:r>
+                    <m:t>y</m:t>
+                  </m:r>
+                </m:e>
+              </m:acc>
+            </m:e>
+          </m:d>
+          <m:r>
+            <m:rPr>
+              <m:sty m:val="p"/>
+            </m:rPr>
+            <m:t>.</m:t>
+          </m:r>
+        </m:oMath>
+      </m:oMathPara>
+    </w:p>
+    <w:bookmarkStart w:id="62" w:name="thm-pearson-cosine-centered"/>
     <w:p>
       <w:pPr>
         <w:pStyle w:val="FirstParagraph"/>
@@ -37808,7 +38297,7 @@
       <w:r>
         <w:t xml:space="preserve"> </w:t>
       </w:r>
-      <w:hyperlink r:id="rId59">
+      <w:hyperlink r:id="rId61">
         <w:r>
           <w:rPr>
             <w:rStyle w:val="Hyperlink"/>
@@ -37902,7 +38391,7 @@
           <w:rPr>
             <w:rStyle w:val="Hyperlink"/>
           </w:rPr>
-          <w:t xml:space="preserve">Definition 9</w:t>
+          <w:t xml:space="preserve">Definition 8</w:t>
         </w:r>
       </w:hyperlink>
       <w:r>
@@ -37994,7 +38483,7 @@
         </m:oMath>
       </m:oMathPara>
     </w:p>
-    <w:bookmarkEnd w:id="60"/>
+    <w:bookmarkEnd w:id="62"/>
     <w:p>
       <w:pPr>
         <w:pStyle w:val="FirstParagraph"/>
@@ -38700,7 +39189,7 @@
         <w:t xml:space="preserve">.</w:t>
       </w:r>
     </w:p>
-    <w:bookmarkStart w:id="61" w:name="exm-pearson-cosine-centered"/>
+    <w:bookmarkStart w:id="63" w:name="exm-pearson-cosine-centered"/>
     <w:p>
       <w:pPr>
         <w:pStyle w:val="BodyText"/>
@@ -38710,7 +39199,7 @@
           <w:b/>
           <w:bCs/>
         </w:rPr>
-        <w:t xml:space="preserve">Example 16 (Centering changes the cosine similarity)</w:t>
+        <w:t xml:space="preserve">Example 15 (Centering changes the cosine similarity)</w:t>
       </w:r>
       <w:r>
         <w:t xml:space="preserve"> </w:t>
@@ -39596,9 +40085,9 @@
         <w:t xml:space="preserve">mostly because both vectors have positive entries and the same mean, not because they move together.</w:t>
       </w:r>
     </w:p>
-    <w:bookmarkEnd w:id="61"/>
-    <w:bookmarkEnd w:id="62"/>
-    <w:bookmarkStart w:id="94" w:name="sec-gram-schmidt"/>
+    <w:bookmarkEnd w:id="63"/>
+    <w:bookmarkEnd w:id="64"/>
+    <w:bookmarkStart w:id="96" w:name="sec-gram-schmidt"/>
     <w:p>
       <w:pPr>
         <w:pStyle w:val="Heading2"/>
@@ -39648,12 +40137,12 @@
                 <wp:inline>
                   <wp:extent cx="152400" cy="152400"/>
                   <wp:effectExtent b="0" l="0" r="0" t="0"/>
-                  <wp:docPr descr="" title="" id="63" name="Picture"/>
+                  <wp:docPr descr="" title="" id="65" name="Picture"/>
                   <a:graphic>
                     <a:graphicData uri="http://schemas.openxmlformats.org/drawingml/2006/picture">
                       <pic:pic>
                         <pic:nvPicPr>
-                          <pic:cNvPr descr="/opt/quarto/share/formats/docx/note.png" id="64" name="Picture"/>
+                          <pic:cNvPr descr="/opt/quarto/share/formats/docx/note.png" id="66" name="Picture"/>
                           <pic:cNvPicPr>
                             <a:picLocks noChangeArrowheads="1" noChangeAspect="1"/>
                           </pic:cNvPicPr>
@@ -39784,7 +40273,7 @@
         </w:tc>
       </w:tr>
     </w:tbl>
-    <w:bookmarkStart w:id="65" w:name="thm-dot-linear-sum"/>
+    <w:bookmarkStart w:id="67" w:name="thm-dot-linear-sum"/>
     <w:p>
       <w:pPr>
         <w:pStyle w:val="BodyText"/>
@@ -40185,7 +40674,7 @@
         </m:oMath>
       </m:oMathPara>
     </w:p>
-    <w:bookmarkEnd w:id="65"/>
+    <w:bookmarkEnd w:id="67"/>
     <w:p>
       <w:pPr>
         <w:pStyle w:val="FirstParagraph"/>
@@ -41183,7 +41672,7 @@
         </m:oMath>
       </m:oMathPara>
     </w:p>
-    <w:bookmarkStart w:id="66" w:name="exm-dot-linear-sum"/>
+    <w:bookmarkStart w:id="68" w:name="exm-dot-linear-sum"/>
     <w:p>
       <w:pPr>
         <w:pStyle w:val="FirstParagraph"/>
@@ -41193,7 +41682,7 @@
           <w:b/>
           <w:bCs/>
         </w:rPr>
-        <w:t xml:space="preserve">Example 17 (Dotting with a combination of three vectors)</w:t>
+        <w:t xml:space="preserve">Example 16 (Dotting with a combination of three vectors)</w:t>
       </w:r>
       <w:r>
         <w:t xml:space="preserve"> </w:t>
@@ -41652,8 +42141,8 @@
         <w:t xml:space="preserve">, the same number.</w:t>
       </w:r>
     </w:p>
-    <w:bookmarkEnd w:id="66"/>
-    <w:bookmarkStart w:id="68" w:name="thm-orthonormal-independent"/>
+    <w:bookmarkEnd w:id="68"/>
+    <w:bookmarkStart w:id="70" w:name="thm-orthonormal-independent"/>
     <w:p>
       <w:pPr>
         <w:pStyle w:val="BodyText"/>
@@ -41738,7 +42227,7 @@
       <w:r>
         <w:t xml:space="preserve">are orthonormal (</w:t>
       </w:r>
-      <w:hyperlink r:id="rId67">
+      <w:hyperlink r:id="rId69">
         <w:r>
           <w:rPr>
             <w:rStyle w:val="Hyperlink"/>
@@ -41767,7 +42256,7 @@
         <w:t xml:space="preserve">).</w:t>
       </w:r>
     </w:p>
-    <w:bookmarkEnd w:id="68"/>
+    <w:bookmarkEnd w:id="70"/>
     <w:p>
       <w:pPr>
         <w:pStyle w:val="BodyText"/>
@@ -42433,7 +42922,7 @@
         <w:t xml:space="preserve">.</w:t>
       </w:r>
     </w:p>
-    <w:bookmarkStart w:id="69" w:name="exm-orthonormal-independent"/>
+    <w:bookmarkStart w:id="71" w:name="exm-orthonormal-independent"/>
     <w:p>
       <w:pPr>
         <w:pStyle w:val="BodyText"/>
@@ -42443,7 +42932,7 @@
           <w:b/>
           <w:bCs/>
         </w:rPr>
-        <w:t xml:space="preserve">Example 18 (Three orthonormal vectors in</w:t>
+        <w:t xml:space="preserve">Example 17 (Three orthonormal vectors in</w:t>
       </w:r>
       <w:r>
         <w:rPr>
@@ -43810,8 +44299,8 @@
         <w:t xml:space="preserve">.</w:t>
       </w:r>
     </w:p>
-    <w:bookmarkEnd w:id="69"/>
-    <w:bookmarkStart w:id="71" w:name="def-orthonormal-basis"/>
+    <w:bookmarkEnd w:id="71"/>
+    <w:bookmarkStart w:id="73" w:name="def-orthonormal-basis"/>
     <w:p>
       <w:pPr>
         <w:pStyle w:val="BodyText"/>
@@ -43821,7 +44310,7 @@
           <w:b/>
           <w:bCs/>
         </w:rPr>
-        <w:t xml:space="preserve">Definition 11 (Orthonormal basis)</w:t>
+        <w:t xml:space="preserve">Definition 10 (Orthonormal basis)</w:t>
       </w:r>
       <w:r>
         <w:t xml:space="preserve"> </w:t>
@@ -43908,7 +44397,7 @@
       <w:r>
         <w:t xml:space="preserve">(</w:t>
       </w:r>
-      <w:hyperlink r:id="rId70">
+      <w:hyperlink r:id="rId72">
         <w:r>
           <w:rPr>
             <w:rStyle w:val="Hyperlink"/>
@@ -43925,7 +44414,7 @@
       <w:r>
         <w:t xml:space="preserve">whose vectors are orthonormal (</w:t>
       </w:r>
-      <w:hyperlink r:id="rId67">
+      <w:hyperlink r:id="rId69">
         <w:r>
           <w:rPr>
             <w:rStyle w:val="Hyperlink"/>
@@ -43937,8 +44426,8 @@
         <w:t xml:space="preserve">).</w:t>
       </w:r>
     </w:p>
-    <w:bookmarkEnd w:id="71"/>
-    <w:bookmarkStart w:id="75" w:name="exm-orthonormal-basis"/>
+    <w:bookmarkEnd w:id="73"/>
+    <w:bookmarkStart w:id="77" w:name="exm-orthonormal-basis"/>
     <w:p>
       <w:pPr>
         <w:pStyle w:val="BodyText"/>
@@ -43948,7 +44437,7 @@
           <w:b/>
           <w:bCs/>
         </w:rPr>
-        <w:t xml:space="preserve">Example 19 (Orthonormal bases of</w:t>
+        <w:t xml:space="preserve">Example 18 (Orthonormal bases of</w:t>
       </w:r>
       <w:r>
         <w:rPr>
@@ -43994,7 +44483,7 @@
         <w:pStyle w:val="Compact"/>
         <w:numPr>
           <w:ilvl w:val="0"/>
-          <w:numId w:val="1019"/>
+          <w:numId w:val="1018"/>
         </w:numPr>
       </w:pPr>
       <w:r>
@@ -44119,7 +44608,7 @@
       <w:r>
         <w:t xml:space="preserve">(</w:t>
       </w:r>
-      <w:hyperlink r:id="rId72">
+      <w:hyperlink r:id="rId74">
         <w:r>
           <w:rPr>
             <w:rStyle w:val="Hyperlink"/>
@@ -44136,7 +44625,7 @@
         <w:pStyle w:val="Compact"/>
         <w:numPr>
           <w:ilvl w:val="0"/>
-          <w:numId w:val="1019"/>
+          <w:numId w:val="1018"/>
         </w:numPr>
       </w:pPr>
       <w:r>
@@ -44230,7 +44719,7 @@
           <w:rPr>
             <w:rStyle w:val="Hyperlink"/>
           </w:rPr>
-          <w:t xml:space="preserve">Example 18</w:t>
+          <w:t xml:space="preserve">Example 17</w:t>
         </w:r>
       </w:hyperlink>
       <w:r>
@@ -44245,7 +44734,7 @@
       <w:r>
         <w:t xml:space="preserve">so they are a basis of their span (</w:t>
       </w:r>
-      <w:hyperlink r:id="rId70">
+      <w:hyperlink r:id="rId72">
         <w:r>
           <w:rPr>
             <w:rStyle w:val="Hyperlink"/>
@@ -44276,7 +44765,7 @@
       <w:r>
         <w:t xml:space="preserve">(</w:t>
       </w:r>
-      <w:hyperlink r:id="rId73">
+      <w:hyperlink r:id="rId75">
         <w:r>
           <w:rPr>
             <w:rStyle w:val="Hyperlink"/>
@@ -44320,7 +44809,7 @@
       <w:r>
         <w:t xml:space="preserve">(</w:t>
       </w:r>
-      <w:hyperlink r:id="rId74">
+      <w:hyperlink r:id="rId76">
         <w:r>
           <w:rPr>
             <w:rStyle w:val="Hyperlink"/>
@@ -44334,7 +44823,7 @@
       <w:r>
         <w:t xml:space="preserve"> </w:t>
       </w:r>
-      <w:hyperlink r:id="rId72">
+      <w:hyperlink r:id="rId74">
         <w:r>
           <w:rPr>
             <w:rStyle w:val="Hyperlink"/>
@@ -44379,8 +44868,8 @@
         <w:t xml:space="preserve">too.</w:t>
       </w:r>
     </w:p>
-    <w:bookmarkEnd w:id="75"/>
-    <w:bookmarkStart w:id="78" w:name="exm-not-orthonormal-basis"/>
+    <w:bookmarkEnd w:id="77"/>
+    <w:bookmarkStart w:id="80" w:name="exm-not-orthonormal-basis"/>
     <w:p>
       <w:pPr>
         <w:pStyle w:val="FirstParagraph"/>
@@ -44390,7 +44879,7 @@
           <w:b/>
           <w:bCs/>
         </w:rPr>
-        <w:t xml:space="preserve">Example 20 (Bases that are not orthonormal, and orthonormal lists that are not bases)</w:t>
+        <w:t xml:space="preserve">Example 19 (Bases that are not orthonormal, and orthonormal lists that are not bases)</w:t>
       </w:r>
       <w:r>
         <w:t xml:space="preserve"> </w:t>
@@ -44404,7 +44893,7 @@
         <w:pStyle w:val="Compact"/>
         <w:numPr>
           <w:ilvl w:val="0"/>
-          <w:numId w:val="1020"/>
+          <w:numId w:val="1019"/>
         </w:numPr>
       </w:pPr>
       <m:oMath>
@@ -44496,7 +44985,7 @@
       <w:r>
         <w:t xml:space="preserve">(</w:t>
       </w:r>
-      <w:hyperlink r:id="rId76">
+      <w:hyperlink r:id="rId78">
         <w:r>
           <w:rPr>
             <w:rStyle w:val="Hyperlink"/>
@@ -44590,7 +45079,7 @@
         <w:pStyle w:val="Compact"/>
         <w:numPr>
           <w:ilvl w:val="0"/>
-          <w:numId w:val="1020"/>
+          <w:numId w:val="1019"/>
         </w:numPr>
       </w:pPr>
       <m:oMath>
@@ -44726,7 +45215,7 @@
       <w:r>
         <w:t xml:space="preserve">(</w:t>
       </w:r>
-      <w:hyperlink r:id="rId77">
+      <w:hyperlink r:id="rId79">
         <w:r>
           <w:rPr>
             <w:rStyle w:val="Hyperlink"/>
@@ -44785,8 +45274,8 @@
         <w:t xml:space="preserve">.</w:t>
       </w:r>
     </w:p>
-    <w:bookmarkEnd w:id="78"/>
-    <w:bookmarkStart w:id="79" w:name="thm-orthonormal-expansion"/>
+    <w:bookmarkEnd w:id="80"/>
+    <w:bookmarkStart w:id="81" w:name="thm-orthonormal-expansion"/>
     <w:p>
       <w:pPr>
         <w:pStyle w:val="FirstParagraph"/>
@@ -44894,7 +45383,7 @@
           <w:rPr>
             <w:rStyle w:val="Hyperlink"/>
           </w:rPr>
-          <w:t xml:space="preserve">Definition 11</w:t>
+          <w:t xml:space="preserve">Definition 10</w:t>
         </w:r>
       </w:hyperlink>
       <w:r>
@@ -45067,7 +45556,7 @@
         </m:oMath>
       </m:oMathPara>
     </w:p>
-    <w:bookmarkEnd w:id="79"/>
+    <w:bookmarkEnd w:id="81"/>
     <w:p>
       <w:pPr>
         <w:pStyle w:val="FirstParagraph"/>
@@ -45673,7 +46162,7 @@
         <w:t xml:space="preserve">.</w:t>
       </w:r>
     </w:p>
-    <w:bookmarkStart w:id="80" w:name="exm-orthonormal-expansion"/>
+    <w:bookmarkStart w:id="82" w:name="exm-orthonormal-expansion"/>
     <w:p>
       <w:pPr>
         <w:pStyle w:val="BodyText"/>
@@ -45683,7 +46172,7 @@
           <w:b/>
           <w:bCs/>
         </w:rPr>
-        <w:t xml:space="preserve">Example 21 (Expanding a vector in an orthonormal basis)</w:t>
+        <w:t xml:space="preserve">Example 20 (Expanding a vector in an orthonormal basis)</w:t>
       </w:r>
       <w:r>
         <w:t xml:space="preserve"> </w:t>
@@ -45806,7 +46295,7 @@
           <w:rPr>
             <w:rStyle w:val="Hyperlink"/>
           </w:rPr>
-          <w:t xml:space="preserve">Example 19</w:t>
+          <w:t xml:space="preserve">Example 18</w:t>
         </w:r>
       </w:hyperlink>
       <w:r>
@@ -46913,8 +47402,8 @@
         <w:t xml:space="preserve">says.</w:t>
       </w:r>
     </w:p>
-    <w:bookmarkEnd w:id="80"/>
-    <w:bookmarkStart w:id="81" w:name="def-gram-schmidt"/>
+    <w:bookmarkEnd w:id="82"/>
+    <w:bookmarkStart w:id="83" w:name="def-gram-schmidt"/>
     <w:p>
       <w:pPr>
         <w:pStyle w:val="BodyText"/>
@@ -46924,7 +47413,7 @@
           <w:b/>
           <w:bCs/>
         </w:rPr>
-        <w:t xml:space="preserve">Definition 12 (Gram-Schmidt process)</w:t>
+        <w:t xml:space="preserve">Definition 11 (Gram-Schmidt process)</w:t>
       </w:r>
       <w:r>
         <w:t xml:space="preserve"> </w:t>
@@ -47096,7 +47585,7 @@
         <w:pStyle w:val="Compact"/>
         <w:numPr>
           <w:ilvl w:val="0"/>
-          <w:numId w:val="1021"/>
+          <w:numId w:val="1020"/>
         </w:numPr>
       </w:pPr>
       <w:r>
@@ -47391,7 +47880,7 @@
         <w:pStyle w:val="Compact"/>
         <w:numPr>
           <w:ilvl w:val="0"/>
-          <w:numId w:val="1021"/>
+          <w:numId w:val="1020"/>
         </w:numPr>
       </w:pPr>
       <w:r>
@@ -47463,7 +47952,7 @@
         <w:pStyle w:val="Compact"/>
         <w:numPr>
           <w:ilvl w:val="0"/>
-          <w:numId w:val="1021"/>
+          <w:numId w:val="1020"/>
         </w:numPr>
       </w:pPr>
       <w:r>
@@ -47689,8 +48178,8 @@
         <w:t xml:space="preserve">of them if it never stops.</w:t>
       </w:r>
     </w:p>
-    <w:bookmarkEnd w:id="81"/>
-    <w:bookmarkStart w:id="82" w:name="exm-gram-schmidt"/>
+    <w:bookmarkEnd w:id="83"/>
+    <w:bookmarkStart w:id="84" w:name="exm-gram-schmidt"/>
     <w:p>
       <w:pPr>
         <w:pStyle w:val="BodyText"/>
@@ -47700,7 +48189,7 @@
           <w:b/>
           <w:bCs/>
         </w:rPr>
-        <w:t xml:space="preserve">Example 22 (Two steps of Gram-Schmidt in</w:t>
+        <w:t xml:space="preserve">Example 21 (Two steps of Gram-Schmidt in</w:t>
       </w:r>
       <w:r>
         <w:rPr>
@@ -47880,7 +48369,7 @@
       <w:pPr>
         <w:numPr>
           <w:ilvl w:val="0"/>
-          <w:numId w:val="1022"/>
+          <w:numId w:val="1021"/>
         </w:numPr>
       </w:pPr>
       <w:r>
@@ -48085,7 +48574,7 @@
       <w:pPr>
         <w:numPr>
           <w:ilvl w:val="0"/>
-          <w:numId w:val="1022"/>
+          <w:numId w:val="1021"/>
         </w:numPr>
       </w:pPr>
       <w:r>
@@ -49169,8 +49658,8 @@
         </m:oMath>
       </m:oMathPara>
     </w:p>
-    <w:bookmarkEnd w:id="82"/>
-    <w:bookmarkStart w:id="83" w:name="exm-gram-schmidt-stops"/>
+    <w:bookmarkEnd w:id="84"/>
+    <w:bookmarkStart w:id="85" w:name="exm-gram-schmidt-stops"/>
     <w:p>
       <w:pPr>
         <w:pStyle w:val="FirstParagraph"/>
@@ -49180,7 +49669,7 @@
           <w:b/>
           <w:bCs/>
         </w:rPr>
-        <w:t xml:space="preserve">Example 23 (Gram-Schmidt stops on dependent vectors)</w:t>
+        <w:t xml:space="preserve">Example 22 (Gram-Schmidt stops on dependent vectors)</w:t>
       </w:r>
       <w:r>
         <w:t xml:space="preserve"> </w:t>
@@ -49891,8 +50380,8 @@
         <w:t xml:space="preserve">.</w:t>
       </w:r>
     </w:p>
-    <w:bookmarkEnd w:id="83"/>
-    <w:bookmarkStart w:id="84" w:name="thm-gram-schmidt"/>
+    <w:bookmarkEnd w:id="85"/>
+    <w:bookmarkStart w:id="86" w:name="thm-gram-schmidt"/>
     <w:p>
       <w:pPr>
         <w:pStyle w:val="BodyText"/>
@@ -49915,7 +50404,7 @@
           <w:rPr>
             <w:rStyle w:val="Hyperlink"/>
           </w:rPr>
-          <w:t xml:space="preserve">Definition 12</w:t>
+          <w:t xml:space="preserve">Definition 11</w:t>
         </w:r>
       </w:hyperlink>
       <w:r>
@@ -50013,7 +50502,7 @@
         <w:pStyle w:val="Compact"/>
         <w:numPr>
           <w:ilvl w:val="0"/>
-          <w:numId w:val="1023"/>
+          <w:numId w:val="1022"/>
         </w:numPr>
       </w:pPr>
       <w:r>
@@ -50341,7 +50830,7 @@
         <w:pStyle w:val="Compact"/>
         <w:numPr>
           <w:ilvl w:val="0"/>
-          <w:numId w:val="1023"/>
+          <w:numId w:val="1022"/>
         </w:numPr>
       </w:pPr>
       <w:r>
@@ -50540,7 +51029,7 @@
         <w:pStyle w:val="Compact"/>
         <w:numPr>
           <w:ilvl w:val="0"/>
-          <w:numId w:val="1023"/>
+          <w:numId w:val="1022"/>
         </w:numPr>
       </w:pPr>
       <w:r>
@@ -50806,14 +51295,14 @@
           <w:rPr>
             <w:rStyle w:val="Hyperlink"/>
           </w:rPr>
-          <w:t xml:space="preserve">Definition 11</w:t>
+          <w:t xml:space="preserve">Definition 10</w:t>
         </w:r>
       </w:hyperlink>
       <w:r>
         <w:t xml:space="preserve">).</w:t>
       </w:r>
     </w:p>
-    <w:bookmarkEnd w:id="84"/>
+    <w:bookmarkEnd w:id="86"/>
     <w:p>
       <w:pPr>
         <w:pStyle w:val="FirstParagraph"/>
@@ -50842,7 +51331,7 @@
         </w:rPr>
         <w:t xml:space="preserve"> </w:t>
       </w:r>
-      <w:hyperlink r:id="rId85">
+      <w:hyperlink r:id="rId87">
         <w:r>
           <w:rPr>
             <w:rStyle w:val="Hyperlink"/>
@@ -50963,7 +51452,7 @@
       <w:r>
         <w:t xml:space="preserve">(</w:t>
       </w:r>
-      <w:hyperlink r:id="rId86">
+      <w:hyperlink r:id="rId88">
         <w:r>
           <w:rPr>
             <w:rStyle w:val="Hyperlink"/>
@@ -51774,7 +52263,7 @@
                   <m:nor/>
                   <m:sty m:val="p"/>
                 </m:rPr>
-                <m:t>Definition 12</m:t>
+                <m:t>Definition 11</m:t>
               </m:r>
               <m:r>
                 <m:rPr>
@@ -53925,7 +54414,7 @@
         <w:pStyle w:val="Compact"/>
         <w:numPr>
           <w:ilvl w:val="0"/>
-          <w:numId w:val="1024"/>
+          <w:numId w:val="1023"/>
         </w:numPr>
       </w:pPr>
       <m:oMath>
@@ -54519,7 +55008,7 @@
         <w:pStyle w:val="Compact"/>
         <w:numPr>
           <w:ilvl w:val="0"/>
-          <w:numId w:val="1024"/>
+          <w:numId w:val="1023"/>
         </w:numPr>
       </w:pPr>
       <m:oMath>
@@ -55016,7 +55505,7 @@
       <w:r>
         <w:t xml:space="preserve">A span is a subspace (</w:t>
       </w:r>
-      <w:hyperlink r:id="rId87">
+      <w:hyperlink r:id="rId89">
         <w:r>
           <w:rPr>
             <w:rStyle w:val="Hyperlink"/>
@@ -55257,7 +55746,7 @@
       <w:r>
         <w:t xml:space="preserve"> </w:t>
       </w:r>
-      <w:hyperlink r:id="rId88">
+      <w:hyperlink r:id="rId90">
         <w:r>
           <w:rPr>
             <w:rStyle w:val="Hyperlink"/>
@@ -55781,7 +56270,7 @@
         <w:t xml:space="preserve">so they are an orthonormal basis of it.</w:t>
       </w:r>
     </w:p>
-    <w:bookmarkStart w:id="89" w:name="exm-thm-gram-schmidt"/>
+    <w:bookmarkStart w:id="91" w:name="exm-thm-gram-schmidt"/>
     <w:p>
       <w:pPr>
         <w:pStyle w:val="BodyText"/>
@@ -55791,7 +56280,7 @@
           <w:b/>
           <w:bCs/>
         </w:rPr>
-        <w:t xml:space="preserve">Example 24 (Finishing an orthonormal basis of</w:t>
+        <w:t xml:space="preserve">Example 23 (Finishing an orthonormal basis of</w:t>
       </w:r>
       <w:r>
         <w:rPr>
@@ -55839,7 +56328,7 @@
           <w:rPr>
             <w:rStyle w:val="Hyperlink"/>
           </w:rPr>
-          <w:t xml:space="preserve">Example 22</w:t>
+          <w:t xml:space="preserve">Example 21</w:t>
         </w:r>
       </w:hyperlink>
       <w:r>
@@ -57322,7 +57811,7 @@
       <w:r>
         <w:t xml:space="preserve">(</w:t>
       </w:r>
-      <w:hyperlink r:id="rId73">
+      <w:hyperlink r:id="rId75">
         <w:r>
           <w:rPr>
             <w:rStyle w:val="Hyperlink"/>
@@ -57366,7 +57855,7 @@
       <w:r>
         <w:t xml:space="preserve">(</w:t>
       </w:r>
-      <w:hyperlink r:id="rId74">
+      <w:hyperlink r:id="rId76">
         <w:r>
           <w:rPr>
             <w:rStyle w:val="Hyperlink"/>
@@ -57380,7 +57869,7 @@
       <w:r>
         <w:t xml:space="preserve"> </w:t>
       </w:r>
-      <w:hyperlink r:id="rId72">
+      <w:hyperlink r:id="rId74">
         <w:r>
           <w:rPr>
             <w:rStyle w:val="Hyperlink"/>
@@ -57708,28 +58197,36 @@
         </m:oMath>
       </m:oMathPara>
     </w:p>
-    <w:bookmarkEnd w:id="89"/>
-    <w:bookmarkStart w:id="90" w:name="cor-orthonormal-basis-exists"/>
+    <w:bookmarkEnd w:id="91"/>
+    <w:bookmarkStart w:id="92" w:name="cor-orthonormal-basis-exists"/>
     <w:p>
       <w:pPr>
         <w:pStyle w:val="FirstParagraph"/>
       </w:pPr>
-      <w:r>
-        <w:rPr>
-          <w:b/>
-          <w:bCs/>
-        </w:rPr>
-        <w:t xml:space="preserve">Corollary 2 (Every subspace has an orthonormal basis)</w:t>
-      </w:r>
-      <w:r>
-        <w:t xml:space="preserve"> </w:t>
-      </w:r>
-      <w:r>
-        <w:t xml:space="preserve">Let</w:t>
-      </w:r>
-      <w:r>
-        <w:t xml:space="preserve"> </w:t>
-      </w:r>
+      <w:del w:id="144" w:author="PR Preview" w:date="2026-01-01T00:00:00Z">
+        <w:r>
+          <w:rPr>
+            <w:b/>
+            <w:bCs/>
+          </w:rPr>
+          <w:delText xml:space="preserve">Corollary 3 (Every subspace has an orthonormal basis)</w:delText>
+        </w:r>
+      </w:del>
+      <w:del w:id="145" w:author="PR Preview" w:date="2026-01-01T00:00:00Z">
+        <w:r>
+          <w:delText xml:space="preserve"> </w:delText>
+        </w:r>
+      </w:del>
+      <w:del w:id="146" w:author="PR Preview" w:date="2026-01-01T00:00:00Z">
+        <w:r>
+          <w:delText xml:space="preserve">Let</w:delText>
+        </w:r>
+      </w:del>
+      <w:del w:id="147" w:author="PR Preview" w:date="2026-01-01T00:00:00Z">
+        <w:r>
+          <w:delText xml:space="preserve"> </w:delText>
+        </w:r>
+      </w:del>
       <m:oMath>
         <m:r>
           <m:rPr>
@@ -57739,15 +58236,21 @@
           <m:t>S</m:t>
         </m:r>
       </m:oMath>
-      <w:r>
-        <w:t xml:space="preserve"> </w:t>
-      </w:r>
-      <w:r>
-        <w:t xml:space="preserve">be a subspace of</w:t>
-      </w:r>
-      <w:r>
-        <w:t xml:space="preserve"> </w:t>
-      </w:r>
+      <w:del w:id="148" w:author="PR Preview" w:date="2026-01-01T00:00:00Z">
+        <w:r>
+          <w:delText xml:space="preserve"> </w:delText>
+        </w:r>
+      </w:del>
+      <w:del w:id="149" w:author="PR Preview" w:date="2026-01-01T00:00:00Z">
+        <w:r>
+          <w:delText xml:space="preserve">be a subspace of</w:delText>
+        </w:r>
+      </w:del>
+      <w:del w:id="150" w:author="PR Preview" w:date="2026-01-01T00:00:00Z">
+        <w:r>
+          <w:delText xml:space="preserve"> </w:delText>
+        </w:r>
+      </w:del>
       <m:oMath>
         <m:sSup>
           <m:e>
@@ -57766,18 +58269,26 @@
           </m:sup>
         </m:sSup>
       </m:oMath>
-      <w:r>
-        <w:t xml:space="preserve">.</w:t>
-      </w:r>
-      <w:r>
-        <w:t xml:space="preserve"> </w:t>
-      </w:r>
-      <w:r>
-        <w:t xml:space="preserve">Every orthonormal list of vectors in</w:t>
-      </w:r>
-      <w:r>
-        <w:t xml:space="preserve"> </w:t>
-      </w:r>
+      <w:del w:id="151" w:author="PR Preview" w:date="2026-01-01T00:00:00Z">
+        <w:r>
+          <w:delText xml:space="preserve">.</w:delText>
+        </w:r>
+      </w:del>
+      <w:del w:id="152" w:author="PR Preview" w:date="2026-01-01T00:00:00Z">
+        <w:r>
+          <w:delText xml:space="preserve"> </w:delText>
+        </w:r>
+      </w:del>
+      <w:del w:id="153" w:author="PR Preview" w:date="2026-01-01T00:00:00Z">
+        <w:r>
+          <w:delText xml:space="preserve">Every orthonormal list of vectors in</w:delText>
+        </w:r>
+      </w:del>
+      <w:del w:id="154" w:author="PR Preview" w:date="2026-01-01T00:00:00Z">
+        <w:r>
+          <w:delText xml:space="preserve"> </w:delText>
+        </w:r>
+      </w:del>
       <m:oMath>
         <m:r>
           <m:rPr>
@@ -57787,15 +58298,21 @@
           <m:t>S</m:t>
         </m:r>
       </m:oMath>
-      <w:r>
-        <w:t xml:space="preserve"> </w:t>
-      </w:r>
-      <w:r>
-        <w:t xml:space="preserve">extends to an orthonormal basis of</w:t>
-      </w:r>
-      <w:r>
-        <w:t xml:space="preserve"> </w:t>
-      </w:r>
+      <w:del w:id="155" w:author="PR Preview" w:date="2026-01-01T00:00:00Z">
+        <w:r>
+          <w:delText xml:space="preserve"> </w:delText>
+        </w:r>
+      </w:del>
+      <w:del w:id="156" w:author="PR Preview" w:date="2026-01-01T00:00:00Z">
+        <w:r>
+          <w:delText xml:space="preserve">extends to an orthonormal basis of</w:delText>
+        </w:r>
+      </w:del>
+      <w:del w:id="157" w:author="PR Preview" w:date="2026-01-01T00:00:00Z">
+        <w:r>
+          <w:delText xml:space="preserve"> </w:delText>
+        </w:r>
+      </w:del>
       <m:oMath>
         <m:r>
           <m:rPr>
@@ -57805,32 +58322,229 @@
           <m:t>S</m:t>
         </m:r>
       </m:oMath>
-      <w:r>
-        <w:t xml:space="preserve"> </w:t>
-      </w:r>
-      <w:r>
-        <w:t xml:space="preserve">(</w:t>
-      </w:r>
+      <w:del w:id="158" w:author="PR Preview" w:date="2026-01-01T00:00:00Z">
+        <w:r>
+          <w:delText xml:space="preserve"> </w:delText>
+        </w:r>
+      </w:del>
+      <w:del w:id="159" w:author="PR Preview" w:date="2026-01-01T00:00:00Z">
+        <w:r>
+          <w:delText xml:space="preserve">(</w:delText>
+        </w:r>
+      </w:del>
       <w:hyperlink w:anchor="def-orthonormal-basis">
+        <w:del w:id="160" w:author="PR Preview" w:date="2026-01-01T00:00:00Z">
+          <w:r>
+            <w:rPr>
+              <w:rStyle w:val="Hyperlink"/>
+            </w:rPr>
+            <w:delText xml:space="preserve">Definition 10</w:delText>
+          </w:r>
+        </w:del>
+      </w:hyperlink>
+      <w:del w:id="161" w:author="PR Preview" w:date="2026-01-01T00:00:00Z">
+        <w:r>
+          <w:delText xml:space="preserve">).</w:delText>
+        </w:r>
+      </w:del>
+      <w:del w:id="162" w:author="PR Preview" w:date="2026-01-01T00:00:00Z">
+        <w:r>
+          <w:delText xml:space="preserve"> </w:delText>
+        </w:r>
+      </w:del>
+      <w:del w:id="163" w:author="PR Preview" w:date="2026-01-01T00:00:00Z">
+        <w:r>
+          <w:delText xml:space="preserve">Starting from the empty list shows that</w:delText>
+        </w:r>
+      </w:del>
+      <w:del w:id="164" w:author="PR Preview" w:date="2026-01-01T00:00:00Z">
+        <w:r>
+          <w:delText xml:space="preserve"> </w:delText>
+        </w:r>
+      </w:del>
+      <m:oMath>
+        <m:r>
+          <m:rPr>
+            <m:scr m:val="script"/>
+            <m:sty m:val="p"/>
+          </m:rPr>
+          <m:t>S</m:t>
+        </m:r>
+      </m:oMath>
+      <w:del w:id="165" w:author="PR Preview" w:date="2026-01-01T00:00:00Z">
+        <w:r>
+          <w:delText xml:space="preserve"> </w:delText>
+        </w:r>
+      </w:del>
+      <w:del w:id="166" w:author="PR Preview" w:date="2026-01-01T00:00:00Z">
+        <w:r>
+          <w:delText xml:space="preserve">has an orthonormal basis.</w:delText>
+        </w:r>
+      </w:del>
+    </w:p>
+    <w:p>
+      <w:pPr>
+        <w:pStyle w:val="FirstParagraph"/>
+      </w:pPr>
+      <w:ins w:id="167" w:author="PR Preview" w:date="2026-01-01T00:00:00Z">
         <w:r>
           <w:rPr>
-            <w:rStyle w:val="Hyperlink"/>
+            <w:b/>
+            <w:bCs/>
           </w:rPr>
-          <w:t xml:space="preserve">Definition 11</w:t>
+          <w:t xml:space="preserve">Corollary 4 (Every subspace has an orthonormal basis)</w:t>
         </w:r>
+      </w:ins>
+      <w:ins w:id="168" w:author="PR Preview" w:date="2026-01-01T00:00:00Z">
+        <w:r>
+          <w:t xml:space="preserve"> </w:t>
+        </w:r>
+      </w:ins>
+      <w:ins w:id="169" w:author="PR Preview" w:date="2026-01-01T00:00:00Z">
+        <w:r>
+          <w:t xml:space="preserve">Let</w:t>
+        </w:r>
+      </w:ins>
+      <w:ins w:id="170" w:author="PR Preview" w:date="2026-01-01T00:00:00Z">
+        <w:r>
+          <w:t xml:space="preserve"> </w:t>
+        </w:r>
+      </w:ins>
+      <m:oMath>
+        <m:r>
+          <m:rPr>
+            <m:scr m:val="script"/>
+            <m:sty m:val="p"/>
+          </m:rPr>
+          <m:t>S</m:t>
+        </m:r>
+      </m:oMath>
+      <w:ins w:id="171" w:author="PR Preview" w:date="2026-01-01T00:00:00Z">
+        <w:r>
+          <w:t xml:space="preserve"> </w:t>
+        </w:r>
+      </w:ins>
+      <w:ins w:id="172" w:author="PR Preview" w:date="2026-01-01T00:00:00Z">
+        <w:r>
+          <w:t xml:space="preserve">be a subspace of</w:t>
+        </w:r>
+      </w:ins>
+      <w:ins w:id="173" w:author="PR Preview" w:date="2026-01-01T00:00:00Z">
+        <w:r>
+          <w:t xml:space="preserve"> </w:t>
+        </w:r>
+      </w:ins>
+      <m:oMath>
+        <m:sSup>
+          <m:e>
+            <m:r>
+              <m:rPr>
+                <m:scr m:val="double-struck"/>
+                <m:sty m:val="p"/>
+              </m:rPr>
+              <m:t>R</m:t>
+            </m:r>
+          </m:e>
+          <m:sup>
+            <m:r>
+              <m:t>p</m:t>
+            </m:r>
+          </m:sup>
+        </m:sSup>
+      </m:oMath>
+      <w:ins w:id="174" w:author="PR Preview" w:date="2026-01-01T00:00:00Z">
+        <w:r>
+          <w:t xml:space="preserve">.</w:t>
+        </w:r>
+      </w:ins>
+      <w:ins w:id="175" w:author="PR Preview" w:date="2026-01-01T00:00:00Z">
+        <w:r>
+          <w:t xml:space="preserve"> </w:t>
+        </w:r>
+      </w:ins>
+      <w:ins w:id="176" w:author="PR Preview" w:date="2026-01-01T00:00:00Z">
+        <w:r>
+          <w:t xml:space="preserve">Every orthonormal list of vectors in</w:t>
+        </w:r>
+      </w:ins>
+      <w:ins w:id="177" w:author="PR Preview" w:date="2026-01-01T00:00:00Z">
+        <w:r>
+          <w:t xml:space="preserve"> </w:t>
+        </w:r>
+      </w:ins>
+      <m:oMath>
+        <m:r>
+          <m:rPr>
+            <m:scr m:val="script"/>
+            <m:sty m:val="p"/>
+          </m:rPr>
+          <m:t>S</m:t>
+        </m:r>
+      </m:oMath>
+      <w:ins w:id="178" w:author="PR Preview" w:date="2026-01-01T00:00:00Z">
+        <w:r>
+          <w:t xml:space="preserve"> </w:t>
+        </w:r>
+      </w:ins>
+      <w:ins w:id="179" w:author="PR Preview" w:date="2026-01-01T00:00:00Z">
+        <w:r>
+          <w:t xml:space="preserve">extends to an orthonormal basis of</w:t>
+        </w:r>
+      </w:ins>
+      <w:ins w:id="180" w:author="PR Preview" w:date="2026-01-01T00:00:00Z">
+        <w:r>
+          <w:t xml:space="preserve"> </w:t>
+        </w:r>
+      </w:ins>
+      <m:oMath>
+        <m:r>
+          <m:rPr>
+            <m:scr m:val="script"/>
+            <m:sty m:val="p"/>
+          </m:rPr>
+          <m:t>S</m:t>
+        </m:r>
+      </m:oMath>
+      <w:ins w:id="181" w:author="PR Preview" w:date="2026-01-01T00:00:00Z">
+        <w:r>
+          <w:t xml:space="preserve"> </w:t>
+        </w:r>
+      </w:ins>
+      <w:ins w:id="182" w:author="PR Preview" w:date="2026-01-01T00:00:00Z">
+        <w:r>
+          <w:t xml:space="preserve">(</w:t>
+        </w:r>
+      </w:ins>
+      <w:hyperlink w:anchor="def-orthonormal-basis">
+        <w:ins w:id="183" w:author="PR Preview" w:date="2026-01-01T00:00:00Z">
+          <w:r>
+            <w:rPr>
+              <w:rStyle w:val="Hyperlink"/>
+            </w:rPr>
+            <w:t xml:space="preserve">Definition 10</w:t>
+          </w:r>
+        </w:ins>
       </w:hyperlink>
-      <w:r>
-        <w:t xml:space="preserve">).</w:t>
-      </w:r>
-      <w:r>
-        <w:t xml:space="preserve"> </w:t>
-      </w:r>
-      <w:r>
-        <w:t xml:space="preserve">Starting from the empty list shows that</w:t>
-      </w:r>
-      <w:r>
-        <w:t xml:space="preserve"> </w:t>
-      </w:r>
+      <w:ins w:id="184" w:author="PR Preview" w:date="2026-01-01T00:00:00Z">
+        <w:r>
+          <w:t xml:space="preserve">).</w:t>
+        </w:r>
+      </w:ins>
+      <w:ins w:id="185" w:author="PR Preview" w:date="2026-01-01T00:00:00Z">
+        <w:r>
+          <w:t xml:space="preserve"> </w:t>
+        </w:r>
+      </w:ins>
+      <w:ins w:id="186" w:author="PR Preview" w:date="2026-01-01T00:00:00Z">
+        <w:r>
+          <w:t xml:space="preserve">Starting from the empty list shows that</w:t>
+        </w:r>
+      </w:ins>
+      <w:ins w:id="187" w:author="PR Preview" w:date="2026-01-01T00:00:00Z">
+        <w:r>
+          <w:t xml:space="preserve"> </w:t>
+        </w:r>
+      </w:ins>
       <m:oMath>
         <m:r>
           <m:rPr>
@@ -57840,14 +58554,18 @@
           <m:t>S</m:t>
         </m:r>
       </m:oMath>
-      <w:r>
-        <w:t xml:space="preserve"> </w:t>
-      </w:r>
-      <w:r>
-        <w:t xml:space="preserve">has an orthonormal basis.</w:t>
-      </w:r>
+      <w:ins w:id="188" w:author="PR Preview" w:date="2026-01-01T00:00:00Z">
+        <w:r>
+          <w:t xml:space="preserve"> </w:t>
+        </w:r>
+      </w:ins>
+      <w:ins w:id="189" w:author="PR Preview" w:date="2026-01-01T00:00:00Z">
+        <w:r>
+          <w:t xml:space="preserve">has an orthonormal basis.</w:t>
+        </w:r>
+      </w:ins>
     </w:p>
-    <w:bookmarkEnd w:id="90"/>
+    <w:bookmarkEnd w:id="92"/>
     <w:p>
       <w:pPr>
         <w:pStyle w:val="BodyText"/>
@@ -58124,7 +58842,7 @@
       <w:r>
         <w:t xml:space="preserve">(</w:t>
       </w:r>
-      <w:hyperlink r:id="rId91">
+      <w:hyperlink r:id="rId93">
         <w:r>
           <w:rPr>
             <w:rStyle w:val="Hyperlink"/>
@@ -58280,7 +58998,7 @@
       <w:r>
         <w:t xml:space="preserve"> </w:t>
       </w:r>
-      <w:hyperlink r:id="rId85">
+      <w:hyperlink r:id="rId87">
         <w:r>
           <w:rPr>
             <w:rStyle w:val="Hyperlink"/>
@@ -59009,7 +59727,7 @@
         <w:t xml:space="preserve">So the orthonormal basis contains the starting list.</w:t>
       </w:r>
     </w:p>
-    <w:bookmarkStart w:id="93" w:name="exm-orthonormal-basis-exists"/>
+    <w:bookmarkStart w:id="95" w:name="exm-orthonormal-basis-exists"/>
     <w:p>
       <w:pPr>
         <w:pStyle w:val="BodyText"/>
@@ -59019,7 +59737,7 @@
           <w:b/>
           <w:bCs/>
         </w:rPr>
-        <w:t xml:space="preserve">Example 25 (Extending one unit vector to an orthonormal basis of</w:t>
+        <w:t xml:space="preserve">Example 24 (Extending one unit vector to an orthonormal basis of</w:t>
       </w:r>
       <w:r>
         <w:rPr>
@@ -59187,7 +59905,7 @@
       <w:r>
         <w:t xml:space="preserve"> </w:t>
       </w:r>
-      <w:hyperlink r:id="rId92">
+      <w:hyperlink r:id="rId94">
         <w:r>
           <w:rPr>
             <w:rStyle w:val="Hyperlink"/>
@@ -59718,7 +60436,7 @@
       <w:r>
         <w:t xml:space="preserve">are linearly independent (</w:t>
       </w:r>
-      <w:hyperlink r:id="rId88">
+      <w:hyperlink r:id="rId90">
         <w:r>
           <w:rPr>
             <w:rStyle w:val="Hyperlink"/>
@@ -59782,7 +60500,7 @@
       <w:r>
         <w:t xml:space="preserve">(</w:t>
       </w:r>
-      <w:hyperlink r:id="rId73">
+      <w:hyperlink r:id="rId75">
         <w:r>
           <w:rPr>
             <w:rStyle w:val="Hyperlink"/>
@@ -59826,7 +60544,7 @@
       <w:r>
         <w:t xml:space="preserve">(</w:t>
       </w:r>
-      <w:hyperlink r:id="rId74">
+      <w:hyperlink r:id="rId76">
         <w:r>
           <w:rPr>
             <w:rStyle w:val="Hyperlink"/>
@@ -59840,7 +60558,7 @@
       <w:r>
         <w:t xml:space="preserve"> </w:t>
       </w:r>
-      <w:hyperlink r:id="rId72">
+      <w:hyperlink r:id="rId74">
         <w:r>
           <w:rPr>
             <w:rStyle w:val="Hyperlink"/>
@@ -59967,7 +60685,7 @@
       <w:pPr>
         <w:numPr>
           <w:ilvl w:val="0"/>
-          <w:numId w:val="1025"/>
+          <w:numId w:val="1024"/>
         </w:numPr>
       </w:pPr>
       <m:oMath>
@@ -60024,7 +60742,7 @@
       <w:pPr>
         <w:numPr>
           <w:ilvl w:val="0"/>
-          <w:numId w:val="1025"/>
+          <w:numId w:val="1024"/>
         </w:numPr>
       </w:pPr>
       <m:oMath>
@@ -60489,7 +61207,7 @@
       <w:pPr>
         <w:numPr>
           <w:ilvl w:val="0"/>
-          <w:numId w:val="1025"/>
+          <w:numId w:val="1024"/>
         </w:numPr>
       </w:pPr>
       <m:oMath>
@@ -60756,16 +61474,16 @@
           <w:rPr>
             <w:rStyle w:val="Hyperlink"/>
           </w:rPr>
-          <w:t xml:space="preserve">Example 19</w:t>
+          <w:t xml:space="preserve">Example 18</w:t>
         </w:r>
       </w:hyperlink>
       <w:r>
         <w:t xml:space="preserve">, in a different order.</w:t>
       </w:r>
     </w:p>
-    <w:bookmarkEnd w:id="93"/>
-    <w:bookmarkEnd w:id="94"/>
-    <w:bookmarkStart w:id="110" w:name="outer-product"/>
+    <w:bookmarkEnd w:id="95"/>
+    <w:bookmarkEnd w:id="96"/>
+    <w:bookmarkStart w:id="112" w:name="outer-product"/>
     <w:p>
       <w:pPr>
         <w:pStyle w:val="Heading2"/>
@@ -60774,7 +61492,7 @@
         <w:t xml:space="preserve">4 Outer product</w:t>
       </w:r>
     </w:p>
-    <w:bookmarkStart w:id="96" w:name="def-outer-product"/>
+    <w:bookmarkStart w:id="98" w:name="def-outer-product"/>
     <w:p>
       <w:pPr>
         <w:pStyle w:val="FirstParagraph"/>
@@ -60784,7 +61502,7 @@
           <w:b/>
           <w:bCs/>
         </w:rPr>
-        <w:t xml:space="preserve">Definition 13 (Outer product)</w:t>
+        <w:t xml:space="preserve">Definition 12 (Outer product)</w:t>
       </w:r>
       <w:r>
         <w:t xml:space="preserve"> </w:t>
@@ -60901,7 +61619,7 @@
       <w:r>
         <w:t xml:space="preserve">matrix product (</w:t>
       </w:r>
-      <w:hyperlink r:id="rId95">
+      <w:hyperlink r:id="rId97">
         <w:r>
           <w:rPr>
             <w:rStyle w:val="Hyperlink"/>
@@ -61191,8 +61909,8 @@
         </m:oMath>
       </m:oMathPara>
     </w:p>
-    <w:bookmarkEnd w:id="96"/>
-    <w:bookmarkStart w:id="97" w:name="exm-outer-product"/>
+    <w:bookmarkEnd w:id="98"/>
+    <w:bookmarkStart w:id="99" w:name="exm-outer-product"/>
     <w:p>
       <w:pPr>
         <w:pStyle w:val="FirstParagraph"/>
@@ -61202,7 +61920,7 @@
           <w:b/>
           <w:bCs/>
         </w:rPr>
-        <w:t xml:space="preserve">Example 26 (An outer product)</w:t>
+        <w:t xml:space="preserve">Example 25 (An outer product)</w:t>
       </w:r>
       <w:r>
         <w:t xml:space="preserve"> </w:t>
@@ -61775,8 +62493,8 @@
         </m:oMath>
       </m:oMathPara>
     </w:p>
-    <w:bookmarkEnd w:id="97"/>
-    <w:bookmarkStart w:id="99" w:name="rem-outer-vs-dot-product"/>
+    <w:bookmarkEnd w:id="99"/>
+    <w:bookmarkStart w:id="101" w:name="rem-outer-vs-dot-product"/>
     <w:p>
       <w:pPr>
         <w:pStyle w:val="FirstParagraph"/>
@@ -61837,7 +62555,7 @@
       <w:r>
         <w:t xml:space="preserve">(</w:t>
       </w:r>
-      <w:hyperlink r:id="rId98">
+      <w:hyperlink r:id="rId100">
         <w:r>
           <w:rPr>
             <w:rStyle w:val="Hyperlink"/>
@@ -62042,7 +62760,7 @@
           <w:rPr>
             <w:rStyle w:val="Hyperlink"/>
           </w:rPr>
-          <w:t xml:space="preserve">Example 26</w:t>
+          <w:t xml:space="preserve">Example 25</w:t>
         </w:r>
       </w:hyperlink>
       <w:r>
@@ -62500,8 +63218,8 @@
         </m:oMath>
       </m:oMathPara>
     </w:p>
-    <w:bookmarkEnd w:id="99"/>
-    <w:bookmarkStart w:id="101" w:name="thm-outer-product-rank"/>
+    <w:bookmarkEnd w:id="101"/>
+    <w:bookmarkStart w:id="103" w:name="thm-outer-product-rank"/>
     <w:p>
       <w:pPr>
         <w:pStyle w:val="FirstParagraph"/>
@@ -62665,7 +63383,7 @@
       <w:r>
         <w:t xml:space="preserve">(</w:t>
       </w:r>
-      <w:hyperlink r:id="rId100">
+      <w:hyperlink r:id="rId102">
         <w:r>
           <w:rPr>
             <w:rStyle w:val="Hyperlink"/>
@@ -62677,7 +63395,7 @@
         <w:t xml:space="preserve">).</w:t>
       </w:r>
     </w:p>
-    <w:bookmarkEnd w:id="101"/>
+    <w:bookmarkEnd w:id="103"/>
     <w:p>
       <w:pPr>
         <w:pStyle w:val="BodyText"/>
@@ -63950,7 +64668,7 @@
         <w:t xml:space="preserve">The largest linearly independent set of columns therefore has one column.</w:t>
       </w:r>
     </w:p>
-    <w:bookmarkStart w:id="102" w:name="exm-outer-product-rank"/>
+    <w:bookmarkStart w:id="104" w:name="exm-outer-product-rank"/>
     <w:p>
       <w:pPr>
         <w:pStyle w:val="BodyText"/>
@@ -63960,7 +64678,7 @@
           <w:b/>
           <w:bCs/>
         </w:rPr>
-        <w:t xml:space="preserve">Example 27 (The rank of an outer product)</w:t>
+        <w:t xml:space="preserve">Example 26 (The rank of an outer product)</w:t>
       </w:r>
       <w:r>
         <w:t xml:space="preserve"> </w:t>
@@ -63976,7 +64694,7 @@
           <w:rPr>
             <w:rStyle w:val="Hyperlink"/>
           </w:rPr>
-          <w:t xml:space="preserve">Example 26</w:t>
+          <w:t xml:space="preserve">Example 25</w:t>
         </w:r>
       </w:hyperlink>
       <w:r>
@@ -64299,9 +65017,9 @@
         <w:t xml:space="preserve">.</w:t>
       </w:r>
     </w:p>
-    <w:bookmarkEnd w:id="102"/>
-    <w:bookmarkStart w:id="109" w:name="refs"/>
-    <w:bookmarkStart w:id="104" w:name="ref-axler2024linear"/>
+    <w:bookmarkEnd w:id="104"/>
+    <w:bookmarkStart w:id="111" w:name="refs"/>
+    <w:bookmarkStart w:id="106" w:name="ref-axler2024linear"/>
     <w:p>
       <w:pPr>
         <w:pStyle w:val="Bibliography"/>
@@ -64325,7 +65043,7 @@
       <w:r>
         <w:t xml:space="preserve"> </w:t>
       </w:r>
-      <w:hyperlink r:id="rId103">
+      <w:hyperlink r:id="rId105">
         <w:r>
           <w:rPr>
             <w:rStyle w:val="Hyperlink"/>
@@ -64337,8 +65055,8 @@
         <w:t xml:space="preserve">.</w:t>
       </w:r>
     </w:p>
-    <w:bookmarkEnd w:id="104"/>
-    <w:bookmarkStart w:id="106" w:name="ref-banerjee2014linear"/>
+    <w:bookmarkEnd w:id="106"/>
+    <w:bookmarkStart w:id="108" w:name="ref-banerjee2014linear"/>
     <w:p>
       <w:pPr>
         <w:pStyle w:val="Bibliography"/>
@@ -64362,7 +65080,7 @@
       <w:r>
         <w:t xml:space="preserve"> </w:t>
       </w:r>
-      <w:hyperlink r:id="rId105">
+      <w:hyperlink r:id="rId107">
         <w:r>
           <w:rPr>
             <w:rStyle w:val="Hyperlink"/>
@@ -64374,8 +65092,8 @@
         <w:t xml:space="preserve">.</w:t>
       </w:r>
     </w:p>
-    <w:bookmarkEnd w:id="106"/>
-    <w:bookmarkStart w:id="108" w:name="ref-zhou2024vector"/>
+    <w:bookmarkEnd w:id="108"/>
+    <w:bookmarkStart w:id="110" w:name="ref-zhou2024vector"/>
     <w:p>
       <w:pPr>
         <w:pStyle w:val="Bibliography"/>
@@ -64399,7 +65117,7 @@
       <w:r>
         <w:t xml:space="preserve"> </w:t>
       </w:r>
-      <w:hyperlink r:id="rId107">
+      <w:hyperlink r:id="rId109">
         <w:r>
           <w:rPr>
             <w:rStyle w:val="Hyperlink"/>
@@ -64411,9 +65129,9 @@
         <w:t xml:space="preserve">.</w:t>
       </w:r>
     </w:p>
-    <w:bookmarkEnd w:id="108"/>
-    <w:bookmarkEnd w:id="109"/>
     <w:bookmarkEnd w:id="110"/>
+    <w:bookmarkEnd w:id="111"/>
+    <w:bookmarkEnd w:id="112"/>
     <w:sectPr>
       <w:footnotePr>
         <w:numRestart w:val="eachSect"/>
@@ -64966,9 +65684,6 @@
     <w:abstractNumId w:val="991"/>
   </w:num>
   <w:num w:numId="1020">
-    <w:abstractNumId w:val="991"/>
-  </w:num>
-  <w:num w:numId="1021">
     <w:abstractNumId w:val="99411"/>
     <w:lvlOverride w:ilvl="0">
       <w:startOverride w:val="1"/>
@@ -64998,10 +65713,10 @@
       <w:startOverride w:val="1"/>
     </w:lvlOverride>
   </w:num>
-  <w:num w:numId="1022">
+  <w:num w:numId="1021">
     <w:abstractNumId w:val="991"/>
   </w:num>
-  <w:num w:numId="1023">
+  <w:num w:numId="1022">
     <w:abstractNumId w:val="99411"/>
     <w:lvlOverride w:ilvl="0">
       <w:startOverride w:val="1"/>
@@ -65031,10 +65746,10 @@
       <w:startOverride w:val="1"/>
     </w:lvlOverride>
   </w:num>
-  <w:num w:numId="1024">
+  <w:num w:numId="1023">
     <w:abstractNumId w:val="991"/>
   </w:num>
-  <w:num w:numId="1025">
+  <w:num w:numId="1024">
     <w:abstractNumId w:val="99411"/>
     <w:lvlOverride w:ilvl="0">
       <w:startOverride w:val="1"/>
